--- a/docx/04-switching/boletin-U04-inicial-resuelto.docx
+++ b/docx/04-switching/boletin-U04-inicial-resuelto.docx
@@ -15,6 +15,9 @@
             <w:pStyle w:val="TOCHeading"/>
           </w:pPr>
           <w:r>
+            <w:rPr>
+              <w:lang w:val="es-ES"/>
+            </w:rPr>
             <w:t xml:space="preserve">Table of Contents</w:t>
           </w:r>
         </w:p>
@@ -34,6 +37,9 @@
         <w:pStyle w:val="Heading1"/>
       </w:pPr>
       <w:r>
+        <w:rPr>
+          <w:lang w:val="es-ES"/>
+        </w:rPr>
         <w:t xml:space="preserve">Boletín UD4 — Inicial (Resuelto)</w:t>
       </w:r>
     </w:p>
@@ -44,6 +50,9 @@
         <w:pStyle w:val="Heading1"/>
       </w:pPr>
       <w:r>
+        <w:rPr>
+          <w:lang w:val="es-ES"/>
+        </w:rPr>
         <w:t xml:space="preserve">✅ Boletín UD4 — Inicial (Resuelto)</w:t>
       </w:r>
     </w:p>
@@ -60,6 +69,9 @@
         <w:pStyle w:val="Heading2"/>
       </w:pPr>
       <w:r>
+        <w:rPr>
+          <w:lang w:val="es-ES"/>
+        </w:rPr>
         <w:t xml:space="preserve">1. ¿Qué hace el switch?</w:t>
       </w:r>
     </w:p>
@@ -68,18 +80,33 @@
         <w:pStyle w:val="FirstParagraph"/>
       </w:pPr>
       <w:r>
+        <w:rPr>
+          <w:lang w:val="es-ES"/>
+        </w:rPr>
         <w:t xml:space="preserve">1 → b (MAC destino conocida → reenvío selectivo)</w:t>
       </w:r>
       <w:r>
-        <w:t xml:space="preserve"> </w:t>
-      </w:r>
-      <w:r>
+        <w:rPr>
+          <w:lang w:val="es-ES"/>
+        </w:rPr>
+        <w:t xml:space="preserve"> </w:t>
+      </w:r>
+      <w:r>
+        <w:rPr>
+          <w:lang w:val="es-ES"/>
+        </w:rPr>
         <w:t xml:space="preserve">2 → a (MAC destino desconocida → inunda)</w:t>
       </w:r>
       <w:r>
-        <w:t xml:space="preserve"> </w:t>
-      </w:r>
-      <w:r>
+        <w:rPr>
+          <w:lang w:val="es-ES"/>
+        </w:rPr>
+        <w:t xml:space="preserve"> </w:t>
+      </w:r>
+      <w:r>
+        <w:rPr>
+          <w:lang w:val="es-ES"/>
+        </w:rPr>
         <w:t xml:space="preserve">3 → c (Broadcast → inunda)</w:t>
       </w:r>
     </w:p>
@@ -90,6 +117,9 @@
         <w:pStyle w:val="Heading2"/>
       </w:pPr>
       <w:r>
+        <w:rPr>
+          <w:lang w:val="es-ES"/>
+        </w:rPr>
         <w:t xml:space="preserve">2. Verdadero o falso</w:t>
       </w:r>
     </w:p>
@@ -105,13 +135,20 @@
         <w:rPr>
           <w:b/>
           <w:bCs/>
+          <w:lang w:val="es-ES"/>
         </w:rPr>
         <w:t xml:space="preserve">Verdadero.</w:t>
       </w:r>
       <w:r>
-        <w:t xml:space="preserve"> </w:t>
-      </w:r>
-      <w:r>
+        <w:rPr>
+          <w:lang w:val="es-ES"/>
+        </w:rPr>
+        <w:t xml:space="preserve"> </w:t>
+      </w:r>
+      <w:r>
+        <w:rPr>
+          <w:lang w:val="es-ES"/>
+        </w:rPr>
         <w:t xml:space="preserve">Cada puerto es un dominio de colisión independiente.</w:t>
       </w:r>
     </w:p>
@@ -127,13 +164,20 @@
         <w:rPr>
           <w:b/>
           <w:bCs/>
+          <w:lang w:val="es-ES"/>
         </w:rPr>
         <w:t xml:space="preserve">Falso.</w:t>
       </w:r>
       <w:r>
-        <w:t xml:space="preserve"> </w:t>
-      </w:r>
-      <w:r>
+        <w:rPr>
+          <w:lang w:val="es-ES"/>
+        </w:rPr>
+        <w:t xml:space="preserve"> </w:t>
+      </w:r>
+      <w:r>
+        <w:rPr>
+          <w:lang w:val="es-ES"/>
+        </w:rPr>
         <w:t xml:space="preserve">Los switches no segmentan dominios de broadcast. Eso lo hacen los routers.</w:t>
       </w:r>
     </w:p>
@@ -149,13 +193,20 @@
         <w:rPr>
           <w:b/>
           <w:bCs/>
+          <w:lang w:val="es-ES"/>
         </w:rPr>
         <w:t xml:space="preserve">Verdadero.</w:t>
       </w:r>
       <w:r>
-        <w:t xml:space="preserve"> </w:t>
-      </w:r>
-      <w:r>
+        <w:rPr>
+          <w:lang w:val="es-ES"/>
+        </w:rPr>
+        <w:t xml:space="preserve"> </w:t>
+      </w:r>
+      <w:r>
+        <w:rPr>
+          <w:lang w:val="es-ES"/>
+        </w:rPr>
         <w:t xml:space="preserve">STP bloquea puertos redundantes para romper bucles.</w:t>
       </w:r>
     </w:p>
@@ -171,13 +222,20 @@
         <w:rPr>
           <w:b/>
           <w:bCs/>
+          <w:lang w:val="es-ES"/>
         </w:rPr>
         <w:t xml:space="preserve">Verdadero.</w:t>
       </w:r>
       <w:r>
-        <w:t xml:space="preserve"> </w:t>
-      </w:r>
-      <w:r>
+        <w:rPr>
+          <w:lang w:val="es-ES"/>
+        </w:rPr>
+        <w:t xml:space="preserve"> </w:t>
+      </w:r>
+      <w:r>
+        <w:rPr>
+          <w:lang w:val="es-ES"/>
+        </w:rPr>
         <w:t xml:space="preserve">RSTP (IEEE 802.1w) converge en 1-3 segundos frente a los 30-50 de STP.</w:t>
       </w:r>
     </w:p>
@@ -193,13 +251,20 @@
         <w:rPr>
           <w:b/>
           <w:bCs/>
+          <w:lang w:val="es-ES"/>
         </w:rPr>
         <w:t xml:space="preserve">Falso.</w:t>
       </w:r>
       <w:r>
-        <w:t xml:space="preserve"> </w:t>
-      </w:r>
-      <w:r>
+        <w:rPr>
+          <w:lang w:val="es-ES"/>
+        </w:rPr>
+        <w:t xml:space="preserve"> </w:t>
+      </w:r>
+      <w:r>
+        <w:rPr>
+          <w:lang w:val="es-ES"/>
+        </w:rPr>
         <w:t xml:space="preserve">La tabla MAC se llama tabla MAC o CAM table. La tabla ARP está en los hosts, no en los switches.</w:t>
       </w:r>
     </w:p>
@@ -210,6 +275,9 @@
         <w:pStyle w:val="Heading2"/>
       </w:pPr>
       <w:r>
+        <w:rPr>
+          <w:lang w:val="es-ES"/>
+        </w:rPr>
         <w:t xml:space="preserve">3. Estados STP</w:t>
       </w:r>
     </w:p>
@@ -221,6 +289,88 @@
           <w:numId w:val="1002"/>
         </w:numPr>
       </w:pPr>
+      <w:r>
+        <w:rPr>
+          <w:lang w:val="es-ES"/>
+        </w:rPr>
+        <w:t xml:space="preserve">c)</w:t>
+      </w:r>
+      <w:r>
+        <w:rPr>
+          <w:lang w:val="es-ES"/>
+        </w:rPr>
+        <w:t xml:space="preserve"> </w:t>
+      </w:r>
+      <w:r>
+        <w:rPr>
+          <w:b/>
+          <w:bCs/>
+          <w:lang w:val="es-ES"/>
+        </w:rPr>
+        <w:t xml:space="preserve">Blocking</w:t>
+      </w:r>
+      <w:r>
+        <w:rPr>
+          <w:lang w:val="es-ES"/>
+        </w:rPr>
+        <w:t xml:space="preserve"> </w:t>
+      </w:r>
+      <w:r>
+        <w:rPr>
+          <w:lang w:val="es-ES"/>
+        </w:rPr>
+        <w:t xml:space="preserve">(20s escuchando BPDUs)</w:t>
+      </w:r>
+    </w:p>
+    <w:p>
+      <w:pPr>
+        <w:pStyle w:val="Compact"/>
+        <w:numPr>
+          <w:ilvl w:val="0"/>
+          <w:numId w:val="1002"/>
+        </w:numPr>
+      </w:pPr>
+      <w:r>
+        <w:rPr>
+          <w:lang w:val="es-ES"/>
+        </w:rPr>
+        <w:t xml:space="preserve">d)</w:t>
+      </w:r>
+      <w:r>
+        <w:rPr>
+          <w:lang w:val="es-ES"/>
+        </w:rPr>
+        <w:t xml:space="preserve"> </w:t>
+      </w:r>
+      <w:r>
+        <w:rPr>
+          <w:b/>
+          <w:bCs/>
+          <w:lang w:val="es-ES"/>
+        </w:rPr>
+        <w:t xml:space="preserve">Listening</w:t>
+      </w:r>
+      <w:r>
+        <w:rPr>
+          <w:lang w:val="es-ES"/>
+        </w:rPr>
+        <w:t xml:space="preserve"> </w:t>
+      </w:r>
+      <w:r>
+        <w:rPr>
+          <w:lang w:val="es-ES"/>
+        </w:rPr>
+        <w:t xml:space="preserve">(15s, escucha pero no aprende MACs)</w:t>
+      </w:r>
+    </w:p>
+    <w:p>
+      <w:pPr>
+        <w:pStyle w:val="Compact"/>
+        <w:numPr>
+          <w:ilvl w:val="0"/>
+          <w:numId w:val="1002"/>
+        </w:numPr>
+      </w:pPr>
     </w:p>
     <w:p>
       <w:pPr>
@@ -234,14 +384,21 @@
         <w:rPr>
           <w:b/>
           <w:bCs/>
-        </w:rPr>
-        <w:t xml:space="preserve">Blocking</w:t>
-      </w:r>
-      <w:r>
-        <w:t xml:space="preserve"> </w:t>
-      </w:r>
-      <w:r>
-        <w:t xml:space="preserve">(20s escuchando BPDUs)</w:t>
+          <w:lang w:val="es-ES"/>
+        </w:rPr>
+        <w:t xml:space="preserve">Learning</w:t>
+      </w:r>
+      <w:r>
+        <w:rPr>
+          <w:lang w:val="es-ES"/>
+        </w:rPr>
+        <w:t xml:space="preserve"> </w:t>
+      </w:r>
+      <w:r>
+        <w:rPr>
+          <w:lang w:val="es-ES"/>
+        </w:rPr>
+        <w:t xml:space="preserve">(15s, aprende MACs pero no reenvía)</w:t>
       </w:r>
     </w:p>
     <w:p>
@@ -252,27 +409,61 @@
           <w:numId w:val="1002"/>
         </w:numPr>
       </w:pPr>
-    </w:p>
-    <w:p>
-      <w:pPr>
-        <w:pStyle w:val="Compact"/>
-        <w:numPr>
-          <w:ilvl w:val="1"/>
-          <w:numId w:val="1004"/>
-        </w:numPr>
-      </w:pPr>
+      <w:r>
+        <w:rPr>
+          <w:lang w:val="es-ES"/>
+        </w:rPr>
+        <w:t xml:space="preserve">b)</w:t>
+      </w:r>
+      <w:r>
+        <w:rPr>
+          <w:lang w:val="es-ES"/>
+        </w:rPr>
+        <w:t xml:space="preserve"> </w:t>
+      </w:r>
       <w:r>
         <w:rPr>
           <w:b/>
           <w:bCs/>
-        </w:rPr>
-        <w:t xml:space="preserve">Listening</w:t>
-      </w:r>
-      <w:r>
-        <w:t xml:space="preserve"> </w:t>
-      </w:r>
-      <w:r>
-        <w:t xml:space="preserve">(15s, escucha pero no aprende MACs)</w:t>
+          <w:lang w:val="es-ES"/>
+        </w:rPr>
+        <w:t xml:space="preserve">Forwarding</w:t>
+      </w:r>
+      <w:r>
+        <w:rPr>
+          <w:lang w:val="es-ES"/>
+        </w:rPr>
+        <w:t xml:space="preserve"> </w:t>
+      </w:r>
+      <w:r>
+        <w:rPr>
+          <w:lang w:val="es-ES"/>
+        </w:rPr>
+        <w:t xml:space="preserve">(reenvía tráfico normalmente)</w:t>
+      </w:r>
+    </w:p>
+    <w:p>
+      <w:pPr>
+        <w:pStyle w:val="FirstParagraph"/>
+      </w:pPr>
+      <w:r>
+        <w:rPr>
+          <w:lang w:val="es-ES"/>
+        </w:rPr>
+        <w:t xml:space="preserve">Tiempo total: ~50 segundos.</w:t>
+      </w:r>
+    </w:p>
+    <w:bookmarkEnd w:id="12"/>
+    <w:bookmarkStart w:id="13" w:name="identifica-el-rol"/>
+    <w:p>
+      <w:pPr>
+        <w:pStyle w:val="Heading2"/>
+      </w:pPr>
+      <w:r>
+        <w:rPr>
+          <w:lang w:val="es-ES"/>
+        </w:rPr>
+        <w:t xml:space="preserve">4. Identifica el rol</w:t>
       </w:r>
     </w:p>
     <w:p>
@@ -280,30 +471,28 @@
         <w:pStyle w:val="Compact"/>
         <w:numPr>
           <w:ilvl w:val="0"/>
-          <w:numId w:val="1002"/>
-        </w:numPr>
-      </w:pPr>
-    </w:p>
-    <w:p>
-      <w:pPr>
-        <w:pStyle w:val="Compact"/>
-        <w:numPr>
-          <w:ilvl w:val="1"/>
-          <w:numId w:val="1005"/>
+          <w:numId w:val="1004"/>
         </w:numPr>
       </w:pPr>
       <w:r>
         <w:rPr>
           <w:b/>
           <w:bCs/>
-        </w:rPr>
-        <w:t xml:space="preserve">Learning</w:t>
-      </w:r>
-      <w:r>
-        <w:t xml:space="preserve"> </w:t>
-      </w:r>
-      <w:r>
-        <w:t xml:space="preserve">(15s, aprende MACs pero no reenvía)</w:t>
+          <w:lang w:val="es-ES"/>
+        </w:rPr>
+        <w:t xml:space="preserve">Designated Port</w:t>
+      </w:r>
+      <w:r>
+        <w:rPr>
+          <w:lang w:val="es-ES"/>
+        </w:rPr>
+        <w:t xml:space="preserve"> </w:t>
+      </w:r>
+      <w:r>
+        <w:rPr>
+          <w:lang w:val="es-ES"/>
+        </w:rPr>
+        <w:t xml:space="preserve">— El Root Bridge tiene todos sus puertos como Designated.</w:t>
       </w:r>
     </w:p>
     <w:p>
@@ -311,48 +500,28 @@
         <w:pStyle w:val="Compact"/>
         <w:numPr>
           <w:ilvl w:val="0"/>
-          <w:numId w:val="1002"/>
-        </w:numPr>
-      </w:pPr>
-    </w:p>
-    <w:p>
-      <w:pPr>
-        <w:pStyle w:val="Compact"/>
-        <w:numPr>
-          <w:ilvl w:val="1"/>
-          <w:numId w:val="1006"/>
+          <w:numId w:val="1004"/>
         </w:numPr>
       </w:pPr>
       <w:r>
         <w:rPr>
           <w:b/>
           <w:bCs/>
-        </w:rPr>
-        <w:t xml:space="preserve">Forwarding</w:t>
-      </w:r>
-      <w:r>
-        <w:t xml:space="preserve"> </w:t>
-      </w:r>
-      <w:r>
-        <w:t xml:space="preserve">(reenvía tráfico normalmente)</w:t>
-      </w:r>
-    </w:p>
-    <w:p>
-      <w:pPr>
-        <w:pStyle w:val="FirstParagraph"/>
-      </w:pPr>
-      <w:r>
-        <w:t xml:space="preserve">Tiempo total: ~50 segundos.</w:t>
-      </w:r>
-    </w:p>
-    <w:bookmarkEnd w:id="12"/>
-    <w:bookmarkStart w:id="13" w:name="identifica-el-rol"/>
-    <w:p>
-      <w:pPr>
-        <w:pStyle w:val="Heading2"/>
-      </w:pPr>
-      <w:r>
-        <w:t xml:space="preserve">4. Identifica el rol</w:t>
+          <w:lang w:val="es-ES"/>
+        </w:rPr>
+        <w:t xml:space="preserve">Root Port</w:t>
+      </w:r>
+      <w:r>
+        <w:rPr>
+          <w:lang w:val="es-ES"/>
+        </w:rPr>
+        <w:t xml:space="preserve"> </w:t>
+      </w:r>
+      <w:r>
+        <w:rPr>
+          <w:lang w:val="es-ES"/>
+        </w:rPr>
+        <w:t xml:space="preserve">— Cada switch no-root tiene un Root Port hacia el Root Bridge.</w:t>
       </w:r>
     </w:p>
     <w:p>
@@ -360,389 +529,522 @@
         <w:pStyle w:val="Compact"/>
         <w:numPr>
           <w:ilvl w:val="0"/>
-          <w:numId w:val="1007"/>
+          <w:numId w:val="1004"/>
         </w:numPr>
       </w:pPr>
       <w:r>
         <w:rPr>
           <w:b/>
           <w:bCs/>
-        </w:rPr>
-        <w:t xml:space="preserve">Designated Port</w:t>
-      </w:r>
-      <w:r>
-        <w:t xml:space="preserve"> </w:t>
-      </w:r>
-      <w:r>
-        <w:t xml:space="preserve">— El Root Bridge tiene todos sus puertos como Designated.</w:t>
-      </w:r>
-    </w:p>
-    <w:p>
-      <w:pPr>
-        <w:pStyle w:val="Compact"/>
+          <w:lang w:val="es-ES"/>
+        </w:rPr>
+        <w:t xml:space="preserve">Alternate Port</w:t>
+      </w:r>
+      <w:r>
+        <w:rPr>
+          <w:lang w:val="es-ES"/>
+        </w:rPr>
+        <w:t xml:space="preserve"> </w:t>
+      </w:r>
+      <w:r>
+        <w:rPr>
+          <w:lang w:val="es-ES"/>
+        </w:rPr>
+        <w:t xml:space="preserve">— Puerto bloqueado como respaldo.</w:t>
+      </w:r>
+    </w:p>
+    <w:bookmarkEnd w:id="13"/>
+    <w:bookmarkStart w:id="14" w:name="qué-comando"/>
+    <w:p>
+      <w:pPr>
+        <w:pStyle w:val="Heading2"/>
+      </w:pPr>
+      <w:r>
+        <w:rPr>
+          <w:lang w:val="es-ES"/>
+        </w:rPr>
+        <w:t xml:space="preserve">5. ¿Qué comando?</w:t>
+      </w:r>
+    </w:p>
+    <w:p>
+      <w:pPr>
+        <w:pStyle w:val="FirstParagraph"/>
+      </w:pPr>
+      <w:r>
+        <w:rPr>
+          <w:lang w:val="es-ES"/>
+        </w:rPr>
+        <w:t xml:space="preserve">1 → c (</w:t>
+      </w:r>
+      <w:r>
+        <w:rPr>
+          <w:rStyle w:val="VerbatimChar"/>
+          <w:lang w:val="es-ES"/>
+        </w:rPr>
+        <w:t xml:space="preserve">show mac address-table</w:t>
+      </w:r>
+      <w:r>
+        <w:rPr>
+          <w:lang w:val="es-ES"/>
+        </w:rPr>
+        <w:t xml:space="preserve">)</w:t>
+      </w:r>
+      <w:r>
+        <w:rPr>
+          <w:lang w:val="es-ES"/>
+        </w:rPr>
+        <w:t xml:space="preserve"> </w:t>
+      </w:r>
+      <w:r>
+        <w:rPr>
+          <w:lang w:val="es-ES"/>
+        </w:rPr>
+        <w:t xml:space="preserve">2 → a (</w:t>
+      </w:r>
+      <w:r>
+        <w:rPr>
+          <w:rStyle w:val="VerbatimChar"/>
+          <w:lang w:val="es-ES"/>
+        </w:rPr>
+        <w:t xml:space="preserve">show spanning-tree</w:t>
+      </w:r>
+      <w:r>
+        <w:rPr>
+          <w:lang w:val="es-ES"/>
+        </w:rPr>
+        <w:t xml:space="preserve">)</w:t>
+      </w:r>
+      <w:r>
+        <w:rPr>
+          <w:lang w:val="es-ES"/>
+        </w:rPr>
+        <w:t xml:space="preserve"> </w:t>
+      </w:r>
+      <w:r>
+        <w:rPr>
+          <w:lang w:val="es-ES"/>
+        </w:rPr>
+        <w:t xml:space="preserve">3 → b (</w:t>
+      </w:r>
+      <w:r>
+        <w:rPr>
+          <w:rStyle w:val="VerbatimChar"/>
+          <w:lang w:val="es-ES"/>
+        </w:rPr>
+        <w:t xml:space="preserve">spanning-tree portfast</w:t>
+      </w:r>
+      <w:r>
+        <w:rPr>
+          <w:lang w:val="es-ES"/>
+        </w:rPr>
+        <w:t xml:space="preserve">)</w:t>
+      </w:r>
+      <w:r>
+        <w:rPr>
+          <w:lang w:val="es-ES"/>
+        </w:rPr>
+        <w:t xml:space="preserve"> </w:t>
+      </w:r>
+      <w:r>
+        <w:rPr>
+          <w:lang w:val="es-ES"/>
+        </w:rPr>
+        <w:t xml:space="preserve">4 → d (</w:t>
+      </w:r>
+      <w:r>
+        <w:rPr>
+          <w:rStyle w:val="VerbatimChar"/>
+          <w:lang w:val="es-ES"/>
+        </w:rPr>
+        <w:t xml:space="preserve">switchport port-security</w:t>
+      </w:r>
+      <w:r>
+        <w:rPr>
+          <w:lang w:val="es-ES"/>
+        </w:rPr>
+        <w:t xml:space="preserve">)</w:t>
+      </w:r>
+    </w:p>
+    <w:bookmarkEnd w:id="14"/>
+    <w:bookmarkStart w:id="15" w:name="tormenta-de-broadcast"/>
+    <w:p>
+      <w:pPr>
+        <w:pStyle w:val="Heading2"/>
+      </w:pPr>
+      <w:r>
+        <w:rPr>
+          <w:lang w:val="es-ES"/>
+        </w:rPr>
+        <w:t xml:space="preserve">6. Tormenta de broadcast</w:t>
+      </w:r>
+    </w:p>
+    <w:p>
+      <w:pPr>
+        <w:pStyle w:val="FirstParagraph"/>
+      </w:pPr>
+      <w:r>
+        <w:rPr>
+          <w:b/>
+          <w:bCs/>
+          <w:lang w:val="es-ES"/>
+        </w:rPr>
+        <w:t xml:space="preserve">b) Un bucle en la red.</w:t>
+      </w:r>
+      <w:r>
+        <w:rPr>
+          <w:lang w:val="es-ES"/>
+        </w:rPr>
+        <w:t xml:space="preserve"> </w:t>
+      </w:r>
+      <w:r>
+        <w:rPr>
+          <w:lang w:val="es-ES"/>
+        </w:rPr>
+        <w:t xml:space="preserve">Si hay caminos redundantes sin STP, los broadcasts rebotan infinitamente entre switches, saturando la red.</w:t>
+      </w:r>
+    </w:p>
+    <w:bookmarkEnd w:id="15"/>
+    <w:bookmarkStart w:id="16" w:name="reenvío-de-tramas-y-la-tabla-cam"/>
+    <w:p>
+      <w:pPr>
+        <w:pStyle w:val="Heading2"/>
+      </w:pPr>
+      <w:r>
+        <w:rPr>
+          <w:lang w:val="es-ES"/>
+        </w:rPr>
+        <w:t xml:space="preserve">7. Reenvío de tramas y la tabla CAM</w:t>
+      </w:r>
+    </w:p>
+    <w:p>
+      <w:pPr>
         <w:numPr>
           <w:ilvl w:val="0"/>
-          <w:numId w:val="1007"/>
+          <w:numId w:val="1005"/>
         </w:numPr>
       </w:pPr>
+      <w:r>
+        <w:rPr>
+          <w:lang w:val="es-ES"/>
+        </w:rPr>
+        <w:t xml:space="preserve">MAC origen</w:t>
+      </w:r>
+      <w:r>
+        <w:rPr>
+          <w:lang w:val="es-ES"/>
+        </w:rPr>
+        <w:t xml:space="preserve"> </w:t>
+      </w:r>
+      <w:r>
+        <w:rPr>
+          <w:rStyle w:val="VerbatimChar"/>
+          <w:lang w:val="es-ES"/>
+        </w:rPr>
+        <w:t xml:space="preserve">0050.7966.6801</w:t>
+      </w:r>
+      <w:r>
+        <w:rPr>
+          <w:lang w:val="es-ES"/>
+        </w:rPr>
+        <w:t xml:space="preserve"> </w:t>
+      </w:r>
+      <w:r>
+        <w:rPr>
+          <w:lang w:val="es-ES"/>
+        </w:rPr>
+        <w:t xml:space="preserve">→</w:t>
+      </w:r>
+      <w:r>
+        <w:rPr>
+          <w:lang w:val="es-ES"/>
+        </w:rPr>
+        <w:t xml:space="preserve"> </w:t>
+      </w:r>
       <w:r>
         <w:rPr>
           <w:b/>
           <w:bCs/>
-        </w:rPr>
-        <w:t xml:space="preserve">Root Port</w:t>
-      </w:r>
-      <w:r>
-        <w:t xml:space="preserve"> </w:t>
-      </w:r>
-      <w:r>
-        <w:t xml:space="preserve">— Cada switch no-root tiene un Root Port hacia el Root Bridge.</w:t>
-      </w:r>
-    </w:p>
-    <w:p>
-      <w:pPr>
-        <w:pStyle w:val="Compact"/>
+          <w:lang w:val="es-ES"/>
+        </w:rPr>
+        <w:t xml:space="preserve">aprende/refresca Fa0/2</w:t>
+      </w:r>
+      <w:r>
+        <w:rPr>
+          <w:lang w:val="es-ES"/>
+        </w:rPr>
+        <w:t xml:space="preserve">. MAC destino</w:t>
+      </w:r>
+      <w:r>
+        <w:rPr>
+          <w:lang w:val="es-ES"/>
+        </w:rPr>
+        <w:t xml:space="preserve"> </w:t>
+      </w:r>
+      <w:r>
+        <w:rPr>
+          <w:rStyle w:val="VerbatimChar"/>
+          <w:lang w:val="es-ES"/>
+        </w:rPr>
+        <w:t xml:space="preserve">00D0.BC96.1A01</w:t>
+      </w:r>
+      <w:r>
+        <w:rPr>
+          <w:lang w:val="es-ES"/>
+        </w:rPr>
+        <w:t xml:space="preserve"> </w:t>
+      </w:r>
+      <w:r>
+        <w:rPr>
+          <w:lang w:val="es-ES"/>
+        </w:rPr>
+        <w:t xml:space="preserve">conocida →</w:t>
+      </w:r>
+      <w:r>
+        <w:rPr>
+          <w:lang w:val="es-ES"/>
+        </w:rPr>
+        <w:t xml:space="preserve"> </w:t>
+      </w:r>
+      <w:r>
+        <w:rPr>
+          <w:b/>
+          <w:bCs/>
+          <w:lang w:val="es-ES"/>
+        </w:rPr>
+        <w:t xml:space="preserve">reenvía solo por Fa0/3</w:t>
+      </w:r>
+      <w:r>
+        <w:rPr>
+          <w:lang w:val="es-ES"/>
+        </w:rPr>
+        <w:t xml:space="preserve">.</w:t>
+      </w:r>
+    </w:p>
+    <w:p>
+      <w:pPr>
         <w:numPr>
           <w:ilvl w:val="0"/>
-          <w:numId w:val="1007"/>
+          <w:numId w:val="1005"/>
         </w:numPr>
       </w:pPr>
+      <w:r>
+        <w:rPr>
+          <w:lang w:val="es-ES"/>
+        </w:rPr>
+        <w:t xml:space="preserve">MAC origen</w:t>
+      </w:r>
+      <w:r>
+        <w:rPr>
+          <w:lang w:val="es-ES"/>
+        </w:rPr>
+        <w:t xml:space="preserve"> </w:t>
+      </w:r>
+      <w:r>
+        <w:rPr>
+          <w:rStyle w:val="VerbatimChar"/>
+          <w:lang w:val="es-ES"/>
+        </w:rPr>
+        <w:t xml:space="preserve">0050.7966.6800</w:t>
+      </w:r>
+      <w:r>
+        <w:rPr>
+          <w:lang w:val="es-ES"/>
+        </w:rPr>
+        <w:t xml:space="preserve"> </w:t>
+      </w:r>
+      <w:r>
+        <w:rPr>
+          <w:lang w:val="es-ES"/>
+        </w:rPr>
+        <w:t xml:space="preserve">→ aprende/refresca Fa0/1 (ya estaba). MAC destino</w:t>
+      </w:r>
+      <w:r>
+        <w:rPr>
+          <w:lang w:val="es-ES"/>
+        </w:rPr>
+        <w:t xml:space="preserve"> </w:t>
+      </w:r>
+      <w:r>
+        <w:rPr>
+          <w:rStyle w:val="VerbatimChar"/>
+          <w:lang w:val="es-ES"/>
+        </w:rPr>
+        <w:t xml:space="preserve">0050.7966.6802</w:t>
+      </w:r>
+      <w:r>
+        <w:rPr>
+          <w:lang w:val="es-ES"/>
+        </w:rPr>
+        <w:t xml:space="preserve"> </w:t>
+      </w:r>
       <w:r>
         <w:rPr>
           <w:b/>
           <w:bCs/>
-        </w:rPr>
-        <w:t xml:space="preserve">Alternate Port</w:t>
-      </w:r>
-      <w:r>
-        <w:t xml:space="preserve"> </w:t>
-      </w:r>
-      <w:r>
-        <w:t xml:space="preserve">— Puerto bloqueado como respaldo.</w:t>
-      </w:r>
-    </w:p>
-    <w:bookmarkEnd w:id="13"/>
-    <w:bookmarkStart w:id="14" w:name="qué-comando"/>
-    <w:p>
-      <w:pPr>
-        <w:pStyle w:val="Heading2"/>
-      </w:pPr>
-      <w:r>
-        <w:t xml:space="preserve">5. ¿Qué comando?</w:t>
-      </w:r>
-    </w:p>
-    <w:p>
-      <w:pPr>
-        <w:pStyle w:val="FirstParagraph"/>
-      </w:pPr>
-      <w:r>
-        <w:t xml:space="preserve">1 → c (</w:t>
-      </w:r>
-      <w:r>
-        <w:rPr>
-          <w:rStyle w:val="VerbatimChar"/>
-        </w:rPr>
-        <w:t xml:space="preserve">show mac address-table</w:t>
-      </w:r>
-      <w:r>
-        <w:t xml:space="preserve">)</w:t>
-      </w:r>
-      <w:r>
-        <w:t xml:space="preserve"> </w:t>
-      </w:r>
-      <w:r>
-        <w:t xml:space="preserve">2 → a (</w:t>
-      </w:r>
-      <w:r>
-        <w:rPr>
-          <w:rStyle w:val="VerbatimChar"/>
-        </w:rPr>
-        <w:t xml:space="preserve">show spanning-tree</w:t>
-      </w:r>
-      <w:r>
-        <w:t xml:space="preserve">)</w:t>
-      </w:r>
-      <w:r>
-        <w:t xml:space="preserve"> </w:t>
-      </w:r>
-      <w:r>
-        <w:t xml:space="preserve">3 → b (</w:t>
-      </w:r>
-      <w:r>
-        <w:rPr>
-          <w:rStyle w:val="VerbatimChar"/>
-        </w:rPr>
-        <w:t xml:space="preserve">spanning-tree portfast</w:t>
-      </w:r>
-      <w:r>
-        <w:t xml:space="preserve">)</w:t>
-      </w:r>
-      <w:r>
-        <w:t xml:space="preserve"> </w:t>
-      </w:r>
-      <w:r>
-        <w:t xml:space="preserve">4 → d (</w:t>
-      </w:r>
-      <w:r>
-        <w:rPr>
-          <w:rStyle w:val="VerbatimChar"/>
-        </w:rPr>
-        <w:t xml:space="preserve">switchport port-security</w:t>
-      </w:r>
-      <w:r>
-        <w:t xml:space="preserve">)</w:t>
-      </w:r>
-    </w:p>
-    <w:bookmarkEnd w:id="14"/>
-    <w:bookmarkStart w:id="15" w:name="tormenta-de-broadcast"/>
-    <w:p>
-      <w:pPr>
-        <w:pStyle w:val="Heading2"/>
-      </w:pPr>
-      <w:r>
-        <w:t xml:space="preserve">6. Tormenta de broadcast</w:t>
-      </w:r>
-    </w:p>
-    <w:p>
-      <w:pPr>
-        <w:pStyle w:val="FirstParagraph"/>
-      </w:pPr>
+          <w:lang w:val="es-ES"/>
+        </w:rPr>
+        <w:t xml:space="preserve">desconocida</w:t>
+      </w:r>
+      <w:r>
+        <w:rPr>
+          <w:lang w:val="es-ES"/>
+        </w:rPr>
+        <w:t xml:space="preserve"> </w:t>
+      </w:r>
+      <w:r>
+        <w:rPr>
+          <w:lang w:val="es-ES"/>
+        </w:rPr>
+        <w:t xml:space="preserve">→</w:t>
+      </w:r>
+      <w:r>
+        <w:rPr>
+          <w:lang w:val="es-ES"/>
+        </w:rPr>
+        <w:t xml:space="preserve"> </w:t>
+      </w:r>
       <w:r>
         <w:rPr>
           <w:b/>
           <w:bCs/>
-        </w:rPr>
-        <w:t xml:space="preserve">b) Un bucle en la red.</w:t>
-      </w:r>
-      <w:r>
-        <w:t xml:space="preserve"> </w:t>
-      </w:r>
-      <w:r>
-        <w:t xml:space="preserve">Si hay caminos redundantes sin STP, los broadcasts rebotan infinitamente entre switches, saturando la red.</w:t>
-      </w:r>
-    </w:p>
-    <w:bookmarkEnd w:id="15"/>
-    <w:bookmarkStart w:id="16" w:name="reenvío-de-tramas-y-la-tabla-cam"/>
-    <w:p>
-      <w:pPr>
-        <w:pStyle w:val="Heading2"/>
-      </w:pPr>
-      <w:r>
-        <w:t xml:space="preserve">7. Reenvío de tramas y la tabla CAM</w:t>
+          <w:lang w:val="es-ES"/>
+        </w:rPr>
+        <w:t xml:space="preserve">inunda por todos los puertos excepto Fa0/1</w:t>
+      </w:r>
+      <w:r>
+        <w:rPr>
+          <w:lang w:val="es-ES"/>
+        </w:rPr>
+        <w:t xml:space="preserve">.</w:t>
       </w:r>
     </w:p>
     <w:p>
       <w:pPr>
         <w:numPr>
           <w:ilvl w:val="0"/>
-          <w:numId w:val="1008"/>
+          <w:numId w:val="1005"/>
         </w:numPr>
       </w:pPr>
       <w:r>
-        <w:t xml:space="preserve">MAC origen</w:t>
-      </w:r>
-      <w:r>
+        <w:rPr>
+          <w:lang w:val="es-ES"/>
+        </w:rPr>
+        <w:t xml:space="preserve">Destino broadcast</w:t>
+      </w:r>
+      <w:r>
+        <w:rPr>
+          <w:lang w:val="es-ES"/>
+        </w:rPr>
         <w:t xml:space="preserve"> </w:t>
       </w:r>
       <w:r>
         <w:rPr>
           <w:rStyle w:val="VerbatimChar"/>
-        </w:rPr>
-        <w:t xml:space="preserve">0050.7966.6801</w:t>
-      </w:r>
-      <w:r>
-        <w:t xml:space="preserve"> </w:t>
-      </w:r>
-      <w:r>
+          <w:lang w:val="es-ES"/>
+        </w:rPr>
+        <w:t xml:space="preserve">FFFF.FFFF.FFFF</w:t>
+      </w:r>
+      <w:r>
+        <w:rPr>
+          <w:lang w:val="es-ES"/>
+        </w:rPr>
+        <w:t xml:space="preserve"> </w:t>
+      </w:r>
+      <w:r>
+        <w:rPr>
+          <w:lang w:val="es-ES"/>
+        </w:rPr>
         <w:t xml:space="preserve">→</w:t>
       </w:r>
       <w:r>
+        <w:rPr>
+          <w:lang w:val="es-ES"/>
+        </w:rPr>
         <w:t xml:space="preserve"> </w:t>
       </w:r>
       <w:r>
         <w:rPr>
           <w:b/>
           <w:bCs/>
-        </w:rPr>
-        <w:t xml:space="preserve">aprende/refresca Fa0/2</w:t>
-      </w:r>
-      <w:r>
-        <w:t xml:space="preserve">. MAC destino</w:t>
-      </w:r>
-      <w:r>
+          <w:lang w:val="es-ES"/>
+        </w:rPr>
+        <w:t xml:space="preserve">inunda por todos los puertos</w:t>
+      </w:r>
+      <w:r>
+        <w:rPr>
+          <w:lang w:val="es-ES"/>
+        </w:rPr>
+        <w:t xml:space="preserve"> </w:t>
+      </w:r>
+      <w:r>
+        <w:rPr>
+          <w:lang w:val="es-ES"/>
+        </w:rPr>
+        <w:t xml:space="preserve">excepto el de origen (Fa0/3).</w:t>
+      </w:r>
+    </w:p>
+    <w:p>
+      <w:pPr>
+        <w:numPr>
+          <w:ilvl w:val="0"/>
+          <w:numId w:val="1005"/>
+        </w:numPr>
+      </w:pPr>
+      <w:r>
+        <w:rPr>
+          <w:lang w:val="es-ES"/>
+        </w:rPr>
+        <w:t xml:space="preserve">La MAC</w:t>
+      </w:r>
+      <w:r>
+        <w:rPr>
+          <w:lang w:val="es-ES"/>
+        </w:rPr>
         <w:t xml:space="preserve"> </w:t>
       </w:r>
       <w:r>
         <w:rPr>
           <w:rStyle w:val="VerbatimChar"/>
-        </w:rPr>
-        <w:t xml:space="preserve">00D0.BC96.1A01</w:t>
-      </w:r>
-      <w:r>
-        <w:t xml:space="preserve"> </w:t>
-      </w:r>
-      <w:r>
-        <w:t xml:space="preserve">conocida →</w:t>
-      </w:r>
-      <w:r>
+          <w:lang w:val="es-ES"/>
+        </w:rPr>
+        <w:t xml:space="preserve">0050.7966.6801</w:t>
+      </w:r>
+      <w:r>
+        <w:rPr>
+          <w:lang w:val="es-ES"/>
+        </w:rPr>
+        <w:t xml:space="preserve"> </w:t>
+      </w:r>
+      <w:r>
+        <w:rPr>
+          <w:lang w:val="es-ES"/>
+        </w:rPr>
+        <w:t xml:space="preserve">aparece por Fa0/4 cuando estaba aprendida en Fa0/2: el switch</w:t>
+      </w:r>
+      <w:r>
+        <w:rPr>
+          <w:lang w:val="es-ES"/>
+        </w:rPr>
         <w:t xml:space="preserve"> </w:t>
       </w:r>
       <w:r>
         <w:rPr>
           <w:b/>
           <w:bCs/>
-        </w:rPr>
-        <w:t xml:space="preserve">reenvía solo por Fa0/3</w:t>
-      </w:r>
-      <w:r>
-        <w:t xml:space="preserve">.</w:t>
-      </w:r>
-    </w:p>
-    <w:p>
-      <w:pPr>
-        <w:numPr>
-          <w:ilvl w:val="0"/>
-          <w:numId w:val="1008"/>
-        </w:numPr>
-      </w:pPr>
-      <w:r>
-        <w:t xml:space="preserve">MAC origen</w:t>
-      </w:r>
-      <w:r>
-        <w:t xml:space="preserve"> </w:t>
-      </w:r>
-      <w:r>
-        <w:rPr>
-          <w:rStyle w:val="VerbatimChar"/>
-        </w:rPr>
-        <w:t xml:space="preserve">0050.7966.6800</w:t>
-      </w:r>
-      <w:r>
-        <w:t xml:space="preserve"> </w:t>
-      </w:r>
-      <w:r>
-        <w:t xml:space="preserve">→ aprende/refresca Fa0/1 (ya estaba). MAC destino</w:t>
-      </w:r>
-      <w:r>
-        <w:t xml:space="preserve"> </w:t>
-      </w:r>
-      <w:r>
-        <w:rPr>
-          <w:rStyle w:val="VerbatimChar"/>
-        </w:rPr>
-        <w:t xml:space="preserve">0050.7966.6802</w:t>
-      </w:r>
-      <w:r>
-        <w:t xml:space="preserve"> </w:t>
-      </w:r>
-      <w:r>
-        <w:rPr>
-          <w:b/>
-          <w:bCs/>
-        </w:rPr>
-        <w:t xml:space="preserve">desconocida</w:t>
-      </w:r>
-      <w:r>
-        <w:t xml:space="preserve"> </w:t>
-      </w:r>
-      <w:r>
-        <w:t xml:space="preserve">→</w:t>
-      </w:r>
-      <w:r>
-        <w:t xml:space="preserve"> </w:t>
-      </w:r>
-      <w:r>
-        <w:rPr>
-          <w:b/>
-          <w:bCs/>
-        </w:rPr>
-        <w:t xml:space="preserve">inunda por todos los puertos excepto Fa0/1</w:t>
-      </w:r>
-      <w:r>
-        <w:t xml:space="preserve">.</w:t>
-      </w:r>
-    </w:p>
-    <w:p>
-      <w:pPr>
-        <w:numPr>
-          <w:ilvl w:val="0"/>
-          <w:numId w:val="1008"/>
-        </w:numPr>
-      </w:pPr>
-      <w:r>
-        <w:t xml:space="preserve">Destino broadcast</w:t>
-      </w:r>
-      <w:r>
-        <w:t xml:space="preserve"> </w:t>
-      </w:r>
-      <w:r>
-        <w:rPr>
-          <w:rStyle w:val="VerbatimChar"/>
-        </w:rPr>
-        <w:t xml:space="preserve">FFFF.FFFF.FFFF</w:t>
-      </w:r>
-      <w:r>
-        <w:t xml:space="preserve"> </w:t>
-      </w:r>
-      <w:r>
-        <w:t xml:space="preserve">→</w:t>
-      </w:r>
-      <w:r>
-        <w:t xml:space="preserve"> </w:t>
-      </w:r>
-      <w:r>
-        <w:rPr>
-          <w:b/>
-          <w:bCs/>
-        </w:rPr>
-        <w:t xml:space="preserve">inunda por todos los puertos</w:t>
-      </w:r>
-      <w:r>
-        <w:t xml:space="preserve"> </w:t>
-      </w:r>
-      <w:r>
-        <w:t xml:space="preserve">excepto el de origen (Fa0/3).</w:t>
-      </w:r>
-    </w:p>
-    <w:p>
-      <w:pPr>
-        <w:numPr>
-          <w:ilvl w:val="0"/>
-          <w:numId w:val="1008"/>
-        </w:numPr>
-      </w:pPr>
-      <w:r>
-        <w:t xml:space="preserve">La MAC</w:t>
-      </w:r>
-      <w:r>
-        <w:t xml:space="preserve"> </w:t>
-      </w:r>
-      <w:r>
-        <w:rPr>
-          <w:rStyle w:val="VerbatimChar"/>
-        </w:rPr>
-        <w:t xml:space="preserve">0050.7966.6801</w:t>
-      </w:r>
-      <w:r>
-        <w:t xml:space="preserve"> </w:t>
-      </w:r>
-      <w:r>
-        <w:t xml:space="preserve">aparece por Fa0/4 cuando estaba aprendida en Fa0/2: el switch</w:t>
-      </w:r>
-      <w:r>
-        <w:t xml:space="preserve"> </w:t>
-      </w:r>
-      <w:r>
-        <w:rPr>
-          <w:b/>
-          <w:bCs/>
+          <w:lang w:val="es-ES"/>
         </w:rPr>
         <w:t xml:space="preserve">actualiza la tabla CAM</w:t>
       </w:r>
       <w:r>
-        <w:t xml:space="preserve"> </w:t>
-      </w:r>
-      <w:r>
+        <w:rPr>
+          <w:lang w:val="es-ES"/>
+        </w:rPr>
+        <w:t xml:space="preserve"> </w:t>
+      </w:r>
+      <w:r>
+        <w:rPr>
+          <w:lang w:val="es-ES"/>
+        </w:rPr>
         <w:t xml:space="preserve">y asocia la MAC a Fa0/4 (la entrada dinámica se mueve al puerto más reciente).</w:t>
       </w:r>
     </w:p>
@@ -753,6 +1055,9 @@
         <w:pStyle w:val="Heading2"/>
       </w:pPr>
       <w:r>
+        <w:rPr>
+          <w:lang w:val="es-ES"/>
+        </w:rPr>
         <w:t xml:space="preserve">8. Estados STP</w:t>
       </w:r>
     </w:p>
@@ -761,6 +1066,9 @@
         <w:pStyle w:val="FirstParagraph"/>
       </w:pPr>
       <w:r>
+        <w:rPr>
+          <w:lang w:val="es-ES"/>
+        </w:rPr>
         <w:t xml:space="preserve">Tabla completada:</w:t>
       </w:r>
     </w:p>
@@ -787,6 +1095,9 @@
               <w:pStyle w:val="Compact"/>
             </w:pPr>
             <w:r>
+              <w:rPr>
+                <w:lang w:val="es-ES"/>
+              </w:rPr>
               <w:t xml:space="preserve">Estado</w:t>
             </w:r>
           </w:p>
@@ -798,6 +1109,9 @@
               <w:pStyle w:val="Compact"/>
             </w:pPr>
             <w:r>
+              <w:rPr>
+                <w:lang w:val="es-ES"/>
+              </w:rPr>
               <w:t xml:space="preserve">¿Reenvía tráfico?</w:t>
             </w:r>
           </w:p>
@@ -809,6 +1123,9 @@
               <w:pStyle w:val="Compact"/>
             </w:pPr>
             <w:r>
+              <w:rPr>
+                <w:lang w:val="es-ES"/>
+              </w:rPr>
               <w:t xml:space="preserve">¿Aprende MACs?</w:t>
             </w:r>
           </w:p>
@@ -820,6 +1137,9 @@
               <w:pStyle w:val="Compact"/>
             </w:pPr>
             <w:r>
+              <w:rPr>
+                <w:lang w:val="es-ES"/>
+              </w:rPr>
               <w:t xml:space="preserve">Tiempo</w:t>
             </w:r>
           </w:p>
@@ -833,6 +1153,9 @@
               <w:pStyle w:val="Compact"/>
             </w:pPr>
             <w:r>
+              <w:rPr>
+                <w:lang w:val="es-ES"/>
+              </w:rPr>
               <w:t xml:space="preserve">Blocking</w:t>
             </w:r>
           </w:p>
@@ -844,6 +1167,9 @@
               <w:pStyle w:val="Compact"/>
             </w:pPr>
             <w:r>
+              <w:rPr>
+                <w:lang w:val="es-ES"/>
+              </w:rPr>
               <w:t xml:space="preserve">No</w:t>
             </w:r>
           </w:p>
@@ -855,6 +1181,9 @@
               <w:pStyle w:val="Compact"/>
             </w:pPr>
             <w:r>
+              <w:rPr>
+                <w:lang w:val="es-ES"/>
+              </w:rPr>
               <w:t xml:space="preserve">No</w:t>
             </w:r>
           </w:p>
@@ -866,6 +1195,9 @@
               <w:pStyle w:val="Compact"/>
             </w:pPr>
             <w:r>
+              <w:rPr>
+                <w:lang w:val="es-ES"/>
+              </w:rPr>
               <w:t xml:space="preserve">20 s (Max Age)</w:t>
             </w:r>
           </w:p>
@@ -879,6 +1211,9 @@
               <w:pStyle w:val="Compact"/>
             </w:pPr>
             <w:r>
+              <w:rPr>
+                <w:lang w:val="es-ES"/>
+              </w:rPr>
               <w:t xml:space="preserve">Listening</w:t>
             </w:r>
           </w:p>
@@ -890,6 +1225,9 @@
               <w:pStyle w:val="Compact"/>
             </w:pPr>
             <w:r>
+              <w:rPr>
+                <w:lang w:val="es-ES"/>
+              </w:rPr>
               <w:t xml:space="preserve">No</w:t>
             </w:r>
           </w:p>
@@ -901,6 +1239,9 @@
               <w:pStyle w:val="Compact"/>
             </w:pPr>
             <w:r>
+              <w:rPr>
+                <w:lang w:val="es-ES"/>
+              </w:rPr>
               <w:t xml:space="preserve">No</w:t>
             </w:r>
           </w:p>
@@ -912,6 +1253,9 @@
               <w:pStyle w:val="Compact"/>
             </w:pPr>
             <w:r>
+              <w:rPr>
+                <w:lang w:val="es-ES"/>
+              </w:rPr>
               <w:t xml:space="preserve">15 s</w:t>
             </w:r>
           </w:p>
@@ -925,6 +1269,9 @@
               <w:pStyle w:val="Compact"/>
             </w:pPr>
             <w:r>
+              <w:rPr>
+                <w:lang w:val="es-ES"/>
+              </w:rPr>
               <w:t xml:space="preserve">Learning</w:t>
             </w:r>
           </w:p>
@@ -936,6 +1283,9 @@
               <w:pStyle w:val="Compact"/>
             </w:pPr>
             <w:r>
+              <w:rPr>
+                <w:lang w:val="es-ES"/>
+              </w:rPr>
               <w:t xml:space="preserve">No</w:t>
             </w:r>
           </w:p>
@@ -947,6 +1297,9 @@
               <w:pStyle w:val="Compact"/>
             </w:pPr>
             <w:r>
+              <w:rPr>
+                <w:lang w:val="es-ES"/>
+              </w:rPr>
               <w:t xml:space="preserve">Sí</w:t>
             </w:r>
           </w:p>
@@ -958,6 +1311,9 @@
               <w:pStyle w:val="Compact"/>
             </w:pPr>
             <w:r>
+              <w:rPr>
+                <w:lang w:val="es-ES"/>
+              </w:rPr>
               <w:t xml:space="preserve">15 s</w:t>
             </w:r>
           </w:p>
@@ -971,6 +1327,9 @@
               <w:pStyle w:val="Compact"/>
             </w:pPr>
             <w:r>
+              <w:rPr>
+                <w:lang w:val="es-ES"/>
+              </w:rPr>
               <w:t xml:space="preserve">Forwarding</w:t>
             </w:r>
           </w:p>
@@ -982,6 +1341,9 @@
               <w:pStyle w:val="Compact"/>
             </w:pPr>
             <w:r>
+              <w:rPr>
+                <w:lang w:val="es-ES"/>
+              </w:rPr>
               <w:t xml:space="preserve">Sí</w:t>
             </w:r>
           </w:p>
@@ -993,6 +1355,9 @@
               <w:pStyle w:val="Compact"/>
             </w:pPr>
             <w:r>
+              <w:rPr>
+                <w:lang w:val="es-ES"/>
+              </w:rPr>
               <w:t xml:space="preserve">Sí</w:t>
             </w:r>
           </w:p>
@@ -1004,6 +1369,9 @@
               <w:pStyle w:val="Compact"/>
             </w:pPr>
             <w:r>
+              <w:rPr>
+                <w:lang w:val="es-ES"/>
+              </w:rPr>
               <w:t xml:space="preserve">Indefinido</w:t>
             </w:r>
           </w:p>
@@ -1014,20 +1382,27 @@
       <w:pPr>
         <w:numPr>
           <w:ilvl w:val="0"/>
-          <w:numId w:val="1009"/>
+          <w:numId w:val="1006"/>
         </w:numPr>
       </w:pPr>
       <w:r>
         <w:rPr>
           <w:b/>
           <w:bCs/>
+          <w:lang w:val="es-ES"/>
         </w:rPr>
         <w:t xml:space="preserve">Blocking → Listening → Learning → Forwarding</w:t>
       </w:r>
       <w:r>
-        <w:t xml:space="preserve"> </w:t>
-      </w:r>
-      <w:r>
+        <w:rPr>
+          <w:lang w:val="es-ES"/>
+        </w:rPr>
+        <w:t xml:space="preserve"> </w:t>
+      </w:r>
+      <w:r>
+        <w:rPr>
+          <w:lang w:val="es-ES"/>
+        </w:rPr>
         <w:t xml:space="preserve">(Disabled es un estado administrativo, no forma parte de la secuencia normal).</w:t>
       </w:r>
     </w:p>
@@ -1035,36 +1410,53 @@
       <w:pPr>
         <w:numPr>
           <w:ilvl w:val="0"/>
-          <w:numId w:val="1009"/>
+          <w:numId w:val="1006"/>
         </w:numPr>
       </w:pPr>
       <w:r>
         <w:rPr>
           <w:b/>
           <w:bCs/>
+          <w:lang w:val="es-ES"/>
         </w:rPr>
         <w:t xml:space="preserve">30 segundos sin fallos</w:t>
       </w:r>
       <w:r>
-        <w:t xml:space="preserve"> </w:t>
-      </w:r>
-      <w:r>
+        <w:rPr>
+          <w:lang w:val="es-ES"/>
+        </w:rPr>
+        <w:t xml:space="preserve"> </w:t>
+      </w:r>
+      <w:r>
+        <w:rPr>
+          <w:lang w:val="es-ES"/>
+        </w:rPr>
         <w:t xml:space="preserve">(15 s Listening + 15 s Learning); hasta</w:t>
       </w:r>
       <w:r>
+        <w:rPr>
+          <w:lang w:val="es-ES"/>
+        </w:rPr>
         <w:t xml:space="preserve"> </w:t>
       </w:r>
       <w:r>
         <w:rPr>
           <w:b/>
           <w:bCs/>
+          <w:lang w:val="es-ES"/>
         </w:rPr>
         <w:t xml:space="preserve">50 s</w:t>
       </w:r>
       <w:r>
-        <w:t xml:space="preserve"> </w:t>
-      </w:r>
-      <w:r>
+        <w:rPr>
+          <w:lang w:val="es-ES"/>
+        </w:rPr>
+        <w:t xml:space="preserve"> </w:t>
+      </w:r>
+      <w:r>
+        <w:rPr>
+          <w:lang w:val="es-ES"/>
+        </w:rPr>
         <w:t xml:space="preserve">si hay un fallo y entra el Max Age (20 s + 15 s + 15 s).</w:t>
       </w:r>
     </w:p>
@@ -1072,17 +1464,21 @@
       <w:pPr>
         <w:numPr>
           <w:ilvl w:val="0"/>
-          <w:numId w:val="1009"/>
+          <w:numId w:val="1006"/>
         </w:numPr>
       </w:pPr>
       <w:r>
         <w:rPr>
           <w:b/>
           <w:bCs/>
+          <w:lang w:val="es-ES"/>
         </w:rPr>
         <w:t xml:space="preserve">Forwarding</w:t>
       </w:r>
       <w:r>
+        <w:rPr>
+          <w:lang w:val="es-ES"/>
+        </w:rPr>
         <w:t xml:space="preserve">: es el único estado que reenvía tráfico (y además aprende MACs).</w:t>
       </w:r>
     </w:p>
@@ -1368,261 +1764,6 @@
       </w:pPr>
     </w:lvl>
   </w:abstractNum>
-  <w:abstractNum w:abstractNumId="99723">
-    <w:nsid w:val="00A99723"/>
-    <w:multiLevelType w:val="multilevel"/>
-    <w:lvl w:ilvl="0">
-      <w:start w:val="3"/>
-      <w:numFmt w:val="lowerLetter"/>
-      <w:lvlText w:val="%1)"/>
-      <w:lvlJc w:val="left"/>
-      <w:pPr>
-        <w:ind w:left="720" w:hanging="360"/>
-      </w:pPr>
-    </w:lvl>
-    <w:lvl w:ilvl="1">
-      <w:start w:val="3"/>
-      <w:numFmt w:val="lowerLetter"/>
-      <w:lvlText w:val="%2)"/>
-      <w:lvlJc w:val="left"/>
-      <w:pPr>
-        <w:ind w:left="1440" w:hanging="360"/>
-      </w:pPr>
-    </w:lvl>
-    <w:lvl w:ilvl="2">
-      <w:start w:val="3"/>
-      <w:numFmt w:val="lowerLetter"/>
-      <w:lvlText w:val="%3)"/>
-      <w:lvlJc w:val="left"/>
-      <w:pPr>
-        <w:ind w:left="2160" w:hanging="360"/>
-      </w:pPr>
-    </w:lvl>
-    <w:lvl w:ilvl="3">
-      <w:start w:val="3"/>
-      <w:numFmt w:val="lowerLetter"/>
-      <w:lvlText w:val="%4)"/>
-      <w:lvlJc w:val="left"/>
-      <w:pPr>
-        <w:ind w:left="2880" w:hanging="360"/>
-      </w:pPr>
-    </w:lvl>
-    <w:lvl w:ilvl="4">
-      <w:start w:val="3"/>
-      <w:numFmt w:val="lowerLetter"/>
-      <w:lvlText w:val="%5)"/>
-      <w:lvlJc w:val="left"/>
-      <w:pPr>
-        <w:ind w:left="3600" w:hanging="360"/>
-      </w:pPr>
-    </w:lvl>
-    <w:lvl w:ilvl="5">
-      <w:start w:val="3"/>
-      <w:numFmt w:val="lowerLetter"/>
-      <w:lvlText w:val="%6)"/>
-      <w:lvlJc w:val="left"/>
-      <w:pPr>
-        <w:ind w:left="4320" w:hanging="360"/>
-      </w:pPr>
-    </w:lvl>
-    <w:lvl w:ilvl="6">
-      <w:start w:val="3"/>
-      <w:numFmt w:val="lowerLetter"/>
-      <w:lvlText w:val="%7)"/>
-      <w:lvlJc w:val="left"/>
-      <w:pPr>
-        <w:ind w:left="5040" w:hanging="360"/>
-      </w:pPr>
-    </w:lvl>
-    <w:lvl w:ilvl="7">
-      <w:start w:val="3"/>
-      <w:numFmt w:val="lowerLetter"/>
-      <w:lvlText w:val="%8)"/>
-      <w:lvlJc w:val="left"/>
-      <w:pPr>
-        <w:ind w:left="5760" w:hanging="360"/>
-      </w:pPr>
-    </w:lvl>
-    <w:lvl w:ilvl="8">
-      <w:start w:val="3"/>
-      <w:numFmt w:val="lowerLetter"/>
-      <w:lvlText w:val="%9)"/>
-      <w:lvlJc w:val="left"/>
-      <w:pPr>
-        <w:ind w:left="6480" w:hanging="360"/>
-      </w:pPr>
-    </w:lvl>
-  </w:abstractNum>
-  <w:abstractNum w:abstractNumId="99724">
-    <w:nsid w:val="00A99724"/>
-    <w:multiLevelType w:val="multilevel"/>
-    <w:lvl w:ilvl="0">
-      <w:start w:val="4"/>
-      <w:numFmt w:val="lowerLetter"/>
-      <w:lvlText w:val="%1)"/>
-      <w:lvlJc w:val="left"/>
-      <w:pPr>
-        <w:ind w:left="720" w:hanging="360"/>
-      </w:pPr>
-    </w:lvl>
-    <w:lvl w:ilvl="1">
-      <w:start w:val="4"/>
-      <w:numFmt w:val="lowerLetter"/>
-      <w:lvlText w:val="%2)"/>
-      <w:lvlJc w:val="left"/>
-      <w:pPr>
-        <w:ind w:left="1440" w:hanging="360"/>
-      </w:pPr>
-    </w:lvl>
-    <w:lvl w:ilvl="2">
-      <w:start w:val="4"/>
-      <w:numFmt w:val="lowerLetter"/>
-      <w:lvlText w:val="%3)"/>
-      <w:lvlJc w:val="left"/>
-      <w:pPr>
-        <w:ind w:left="2160" w:hanging="360"/>
-      </w:pPr>
-    </w:lvl>
-    <w:lvl w:ilvl="3">
-      <w:start w:val="4"/>
-      <w:numFmt w:val="lowerLetter"/>
-      <w:lvlText w:val="%4)"/>
-      <w:lvlJc w:val="left"/>
-      <w:pPr>
-        <w:ind w:left="2880" w:hanging="360"/>
-      </w:pPr>
-    </w:lvl>
-    <w:lvl w:ilvl="4">
-      <w:start w:val="4"/>
-      <w:numFmt w:val="lowerLetter"/>
-      <w:lvlText w:val="%5)"/>
-      <w:lvlJc w:val="left"/>
-      <w:pPr>
-        <w:ind w:left="3600" w:hanging="360"/>
-      </w:pPr>
-    </w:lvl>
-    <w:lvl w:ilvl="5">
-      <w:start w:val="4"/>
-      <w:numFmt w:val="lowerLetter"/>
-      <w:lvlText w:val="%6)"/>
-      <w:lvlJc w:val="left"/>
-      <w:pPr>
-        <w:ind w:left="4320" w:hanging="360"/>
-      </w:pPr>
-    </w:lvl>
-    <w:lvl w:ilvl="6">
-      <w:start w:val="4"/>
-      <w:numFmt w:val="lowerLetter"/>
-      <w:lvlText w:val="%7)"/>
-      <w:lvlJc w:val="left"/>
-      <w:pPr>
-        <w:ind w:left="5040" w:hanging="360"/>
-      </w:pPr>
-    </w:lvl>
-    <w:lvl w:ilvl="7">
-      <w:start w:val="4"/>
-      <w:numFmt w:val="lowerLetter"/>
-      <w:lvlText w:val="%8)"/>
-      <w:lvlJc w:val="left"/>
-      <w:pPr>
-        <w:ind w:left="5760" w:hanging="360"/>
-      </w:pPr>
-    </w:lvl>
-    <w:lvl w:ilvl="8">
-      <w:start w:val="4"/>
-      <w:numFmt w:val="lowerLetter"/>
-      <w:lvlText w:val="%9)"/>
-      <w:lvlJc w:val="left"/>
-      <w:pPr>
-        <w:ind w:left="6480" w:hanging="360"/>
-      </w:pPr>
-    </w:lvl>
-  </w:abstractNum>
-  <w:abstractNum w:abstractNumId="99722">
-    <w:nsid w:val="00A99722"/>
-    <w:multiLevelType w:val="multilevel"/>
-    <w:lvl w:ilvl="0">
-      <w:start w:val="2"/>
-      <w:numFmt w:val="lowerLetter"/>
-      <w:lvlText w:val="%1)"/>
-      <w:lvlJc w:val="left"/>
-      <w:pPr>
-        <w:ind w:left="720" w:hanging="360"/>
-      </w:pPr>
-    </w:lvl>
-    <w:lvl w:ilvl="1">
-      <w:start w:val="2"/>
-      <w:numFmt w:val="lowerLetter"/>
-      <w:lvlText w:val="%2)"/>
-      <w:lvlJc w:val="left"/>
-      <w:pPr>
-        <w:ind w:left="1440" w:hanging="360"/>
-      </w:pPr>
-    </w:lvl>
-    <w:lvl w:ilvl="2">
-      <w:start w:val="2"/>
-      <w:numFmt w:val="lowerLetter"/>
-      <w:lvlText w:val="%3)"/>
-      <w:lvlJc w:val="left"/>
-      <w:pPr>
-        <w:ind w:left="2160" w:hanging="360"/>
-      </w:pPr>
-    </w:lvl>
-    <w:lvl w:ilvl="3">
-      <w:start w:val="2"/>
-      <w:numFmt w:val="lowerLetter"/>
-      <w:lvlText w:val="%4)"/>
-      <w:lvlJc w:val="left"/>
-      <w:pPr>
-        <w:ind w:left="2880" w:hanging="360"/>
-      </w:pPr>
-    </w:lvl>
-    <w:lvl w:ilvl="4">
-      <w:start w:val="2"/>
-      <w:numFmt w:val="lowerLetter"/>
-      <w:lvlText w:val="%5)"/>
-      <w:lvlJc w:val="left"/>
-      <w:pPr>
-        <w:ind w:left="3600" w:hanging="360"/>
-      </w:pPr>
-    </w:lvl>
-    <w:lvl w:ilvl="5">
-      <w:start w:val="2"/>
-      <w:numFmt w:val="lowerLetter"/>
-      <w:lvlText w:val="%6)"/>
-      <w:lvlJc w:val="left"/>
-      <w:pPr>
-        <w:ind w:left="4320" w:hanging="360"/>
-      </w:pPr>
-    </w:lvl>
-    <w:lvl w:ilvl="6">
-      <w:start w:val="2"/>
-      <w:numFmt w:val="lowerLetter"/>
-      <w:lvlText w:val="%7)"/>
-      <w:lvlJc w:val="left"/>
-      <w:pPr>
-        <w:ind w:left="5040" w:hanging="360"/>
-      </w:pPr>
-    </w:lvl>
-    <w:lvl w:ilvl="7">
-      <w:start w:val="2"/>
-      <w:numFmt w:val="lowerLetter"/>
-      <w:lvlText w:val="%8)"/>
-      <w:lvlJc w:val="left"/>
-      <w:pPr>
-        <w:ind w:left="5760" w:hanging="360"/>
-      </w:pPr>
-    </w:lvl>
-    <w:lvl w:ilvl="8">
-      <w:start w:val="2"/>
-      <w:numFmt w:val="lowerLetter"/>
-      <w:lvlText w:val="%9)"/>
-      <w:lvlJc w:val="left"/>
-      <w:pPr>
-        <w:ind w:left="6480" w:hanging="360"/>
-      </w:pPr>
-    </w:lvl>
-  </w:abstractNum>
   <w:num w:numId="1000">
     <w:abstractNumId w:val="990"/>
   </w:num>
@@ -1687,63 +1828,63 @@
     </w:lvlOverride>
   </w:num>
   <w:num w:numId="1003">
-    <w:abstractNumId w:val="99723"/>
+    <w:abstractNumId w:val="99721"/>
     <w:lvlOverride w:ilvl="0">
-      <w:startOverride w:val="3"/>
+      <w:startOverride w:val="1"/>
     </w:lvlOverride>
     <w:lvlOverride w:ilvl="1">
-      <w:startOverride w:val="3"/>
+      <w:startOverride w:val="1"/>
     </w:lvlOverride>
     <w:lvlOverride w:ilvl="2">
-      <w:startOverride w:val="3"/>
+      <w:startOverride w:val="1"/>
     </w:lvlOverride>
     <w:lvlOverride w:ilvl="3">
-      <w:startOverride w:val="3"/>
+      <w:startOverride w:val="1"/>
     </w:lvlOverride>
     <w:lvlOverride w:ilvl="4">
-      <w:startOverride w:val="3"/>
+      <w:startOverride w:val="1"/>
     </w:lvlOverride>
     <w:lvlOverride w:ilvl="5">
-      <w:startOverride w:val="3"/>
+      <w:startOverride w:val="1"/>
     </w:lvlOverride>
     <w:lvlOverride w:ilvl="6">
-      <w:startOverride w:val="3"/>
+      <w:startOverride w:val="1"/>
     </w:lvlOverride>
     <w:lvlOverride w:ilvl="7">
-      <w:startOverride w:val="3"/>
+      <w:startOverride w:val="1"/>
     </w:lvlOverride>
     <w:lvlOverride w:ilvl="8">
-      <w:startOverride w:val="3"/>
+      <w:startOverride w:val="1"/>
     </w:lvlOverride>
   </w:num>
   <w:num w:numId="1004">
-    <w:abstractNumId w:val="99724"/>
+    <w:abstractNumId w:val="99721"/>
     <w:lvlOverride w:ilvl="0">
-      <w:startOverride w:val="4"/>
+      <w:startOverride w:val="1"/>
     </w:lvlOverride>
     <w:lvlOverride w:ilvl="1">
-      <w:startOverride w:val="4"/>
+      <w:startOverride w:val="1"/>
     </w:lvlOverride>
     <w:lvlOverride w:ilvl="2">
-      <w:startOverride w:val="4"/>
+      <w:startOverride w:val="1"/>
     </w:lvlOverride>
     <w:lvlOverride w:ilvl="3">
-      <w:startOverride w:val="4"/>
+      <w:startOverride w:val="1"/>
     </w:lvlOverride>
     <w:lvlOverride w:ilvl="4">
-      <w:startOverride w:val="4"/>
+      <w:startOverride w:val="1"/>
     </w:lvlOverride>
     <w:lvlOverride w:ilvl="5">
-      <w:startOverride w:val="4"/>
+      <w:startOverride w:val="1"/>
     </w:lvlOverride>
     <w:lvlOverride w:ilvl="6">
-      <w:startOverride w:val="4"/>
+      <w:startOverride w:val="1"/>
     </w:lvlOverride>
     <w:lvlOverride w:ilvl="7">
-      <w:startOverride w:val="4"/>
+      <w:startOverride w:val="1"/>
     </w:lvlOverride>
     <w:lvlOverride w:ilvl="8">
-      <w:startOverride w:val="4"/>
+      <w:startOverride w:val="1"/>
     </w:lvlOverride>
   </w:num>
   <w:num w:numId="1005">
@@ -1777,96 +1918,6 @@
     </w:lvlOverride>
   </w:num>
   <w:num w:numId="1006">
-    <w:abstractNumId w:val="99722"/>
-    <w:lvlOverride w:ilvl="0">
-      <w:startOverride w:val="2"/>
-    </w:lvlOverride>
-    <w:lvlOverride w:ilvl="1">
-      <w:startOverride w:val="2"/>
-    </w:lvlOverride>
-    <w:lvlOverride w:ilvl="2">
-      <w:startOverride w:val="2"/>
-    </w:lvlOverride>
-    <w:lvlOverride w:ilvl="3">
-      <w:startOverride w:val="2"/>
-    </w:lvlOverride>
-    <w:lvlOverride w:ilvl="4">
-      <w:startOverride w:val="2"/>
-    </w:lvlOverride>
-    <w:lvlOverride w:ilvl="5">
-      <w:startOverride w:val="2"/>
-    </w:lvlOverride>
-    <w:lvlOverride w:ilvl="6">
-      <w:startOverride w:val="2"/>
-    </w:lvlOverride>
-    <w:lvlOverride w:ilvl="7">
-      <w:startOverride w:val="2"/>
-    </w:lvlOverride>
-    <w:lvlOverride w:ilvl="8">
-      <w:startOverride w:val="2"/>
-    </w:lvlOverride>
-  </w:num>
-  <w:num w:numId="1007">
-    <w:abstractNumId w:val="99721"/>
-    <w:lvlOverride w:ilvl="0">
-      <w:startOverride w:val="1"/>
-    </w:lvlOverride>
-    <w:lvlOverride w:ilvl="1">
-      <w:startOverride w:val="1"/>
-    </w:lvlOverride>
-    <w:lvlOverride w:ilvl="2">
-      <w:startOverride w:val="1"/>
-    </w:lvlOverride>
-    <w:lvlOverride w:ilvl="3">
-      <w:startOverride w:val="1"/>
-    </w:lvlOverride>
-    <w:lvlOverride w:ilvl="4">
-      <w:startOverride w:val="1"/>
-    </w:lvlOverride>
-    <w:lvlOverride w:ilvl="5">
-      <w:startOverride w:val="1"/>
-    </w:lvlOverride>
-    <w:lvlOverride w:ilvl="6">
-      <w:startOverride w:val="1"/>
-    </w:lvlOverride>
-    <w:lvlOverride w:ilvl="7">
-      <w:startOverride w:val="1"/>
-    </w:lvlOverride>
-    <w:lvlOverride w:ilvl="8">
-      <w:startOverride w:val="1"/>
-    </w:lvlOverride>
-  </w:num>
-  <w:num w:numId="1008">
-    <w:abstractNumId w:val="99721"/>
-    <w:lvlOverride w:ilvl="0">
-      <w:startOverride w:val="1"/>
-    </w:lvlOverride>
-    <w:lvlOverride w:ilvl="1">
-      <w:startOverride w:val="1"/>
-    </w:lvlOverride>
-    <w:lvlOverride w:ilvl="2">
-      <w:startOverride w:val="1"/>
-    </w:lvlOverride>
-    <w:lvlOverride w:ilvl="3">
-      <w:startOverride w:val="1"/>
-    </w:lvlOverride>
-    <w:lvlOverride w:ilvl="4">
-      <w:startOverride w:val="1"/>
-    </w:lvlOverride>
-    <w:lvlOverride w:ilvl="5">
-      <w:startOverride w:val="1"/>
-    </w:lvlOverride>
-    <w:lvlOverride w:ilvl="6">
-      <w:startOverride w:val="1"/>
-    </w:lvlOverride>
-    <w:lvlOverride w:ilvl="7">
-      <w:startOverride w:val="1"/>
-    </w:lvlOverride>
-    <w:lvlOverride w:ilvl="8">
-      <w:startOverride w:val="1"/>
-    </w:lvlOverride>
-  </w:num>
-  <w:num w:numId="1009">
     <w:abstractNumId w:val="99721"/>
     <w:lvlOverride w:ilvl="0">
       <w:startOverride w:val="1"/>

--- a/docx/04-switching/boletin-U04-inicial-resuelto.docx
+++ b/docx/04-switching/boletin-U04-inicial-resuelto.docx
@@ -15,9 +15,6 @@
             <w:pStyle w:val="TOCHeading"/>
           </w:pPr>
           <w:r>
-            <w:rPr>
-              <w:lang w:val="es-ES"/>
-            </w:rPr>
             <w:t xml:space="preserve">Table of Contents</w:t>
           </w:r>
         </w:p>
@@ -37,9 +34,6 @@
         <w:pStyle w:val="Heading1"/>
       </w:pPr>
       <w:r>
-        <w:rPr>
-          <w:lang w:val="es-ES"/>
-        </w:rPr>
         <w:t xml:space="preserve">Boletín UD4 — Inicial (Resuelto)</w:t>
       </w:r>
     </w:p>
@@ -50,9 +44,6 @@
         <w:pStyle w:val="Heading1"/>
       </w:pPr>
       <w:r>
-        <w:rPr>
-          <w:lang w:val="es-ES"/>
-        </w:rPr>
         <w:t xml:space="preserve">✅ Boletín UD4 — Inicial (Resuelto)</w:t>
       </w:r>
     </w:p>
@@ -69,9 +60,6 @@
         <w:pStyle w:val="Heading2"/>
       </w:pPr>
       <w:r>
-        <w:rPr>
-          <w:lang w:val="es-ES"/>
-        </w:rPr>
         <w:t xml:space="preserve">1. ¿Qué hace el switch?</w:t>
       </w:r>
     </w:p>
@@ -80,33 +68,18 @@
         <w:pStyle w:val="FirstParagraph"/>
       </w:pPr>
       <w:r>
-        <w:rPr>
-          <w:lang w:val="es-ES"/>
-        </w:rPr>
         <w:t xml:space="preserve">1 → b (MAC destino conocida → reenvío selectivo)</w:t>
       </w:r>
       <w:r>
-        <w:rPr>
-          <w:lang w:val="es-ES"/>
-        </w:rPr>
-        <w:t xml:space="preserve"> </w:t>
-      </w:r>
-      <w:r>
-        <w:rPr>
-          <w:lang w:val="es-ES"/>
-        </w:rPr>
+        <w:t xml:space="preserve"> </w:t>
+      </w:r>
+      <w:r>
         <w:t xml:space="preserve">2 → a (MAC destino desconocida → inunda)</w:t>
       </w:r>
       <w:r>
-        <w:rPr>
-          <w:lang w:val="es-ES"/>
-        </w:rPr>
-        <w:t xml:space="preserve"> </w:t>
-      </w:r>
-      <w:r>
-        <w:rPr>
-          <w:lang w:val="es-ES"/>
-        </w:rPr>
+        <w:t xml:space="preserve"> </w:t>
+      </w:r>
+      <w:r>
         <w:t xml:space="preserve">3 → c (Broadcast → inunda)</w:t>
       </w:r>
     </w:p>
@@ -117,9 +90,6 @@
         <w:pStyle w:val="Heading2"/>
       </w:pPr>
       <w:r>
-        <w:rPr>
-          <w:lang w:val="es-ES"/>
-        </w:rPr>
         <w:t xml:space="preserve">2. Verdadero o falso</w:t>
       </w:r>
     </w:p>
@@ -135,20 +105,13 @@
         <w:rPr>
           <w:b/>
           <w:bCs/>
-          <w:lang w:val="es-ES"/>
         </w:rPr>
         <w:t xml:space="preserve">Verdadero.</w:t>
       </w:r>
       <w:r>
-        <w:rPr>
-          <w:lang w:val="es-ES"/>
-        </w:rPr>
-        <w:t xml:space="preserve"> </w:t>
-      </w:r>
-      <w:r>
-        <w:rPr>
-          <w:lang w:val="es-ES"/>
-        </w:rPr>
+        <w:t xml:space="preserve"> </w:t>
+      </w:r>
+      <w:r>
         <w:t xml:space="preserve">Cada puerto es un dominio de colisión independiente.</w:t>
       </w:r>
     </w:p>
@@ -164,20 +127,13 @@
         <w:rPr>
           <w:b/>
           <w:bCs/>
-          <w:lang w:val="es-ES"/>
         </w:rPr>
         <w:t xml:space="preserve">Falso.</w:t>
       </w:r>
       <w:r>
-        <w:rPr>
-          <w:lang w:val="es-ES"/>
-        </w:rPr>
-        <w:t xml:space="preserve"> </w:t>
-      </w:r>
-      <w:r>
-        <w:rPr>
-          <w:lang w:val="es-ES"/>
-        </w:rPr>
+        <w:t xml:space="preserve"> </w:t>
+      </w:r>
+      <w:r>
         <w:t xml:space="preserve">Los switches no segmentan dominios de broadcast. Eso lo hacen los routers.</w:t>
       </w:r>
     </w:p>
@@ -193,20 +149,13 @@
         <w:rPr>
           <w:b/>
           <w:bCs/>
-          <w:lang w:val="es-ES"/>
         </w:rPr>
         <w:t xml:space="preserve">Verdadero.</w:t>
       </w:r>
       <w:r>
-        <w:rPr>
-          <w:lang w:val="es-ES"/>
-        </w:rPr>
-        <w:t xml:space="preserve"> </w:t>
-      </w:r>
-      <w:r>
-        <w:rPr>
-          <w:lang w:val="es-ES"/>
-        </w:rPr>
+        <w:t xml:space="preserve"> </w:t>
+      </w:r>
+      <w:r>
         <w:t xml:space="preserve">STP bloquea puertos redundantes para romper bucles.</w:t>
       </w:r>
     </w:p>
@@ -222,20 +171,13 @@
         <w:rPr>
           <w:b/>
           <w:bCs/>
-          <w:lang w:val="es-ES"/>
         </w:rPr>
         <w:t xml:space="preserve">Verdadero.</w:t>
       </w:r>
       <w:r>
-        <w:rPr>
-          <w:lang w:val="es-ES"/>
-        </w:rPr>
-        <w:t xml:space="preserve"> </w:t>
-      </w:r>
-      <w:r>
-        <w:rPr>
-          <w:lang w:val="es-ES"/>
-        </w:rPr>
+        <w:t xml:space="preserve"> </w:t>
+      </w:r>
+      <w:r>
         <w:t xml:space="preserve">RSTP (IEEE 802.1w) converge en 1-3 segundos frente a los 30-50 de STP.</w:t>
       </w:r>
     </w:p>
@@ -251,20 +193,13 @@
         <w:rPr>
           <w:b/>
           <w:bCs/>
-          <w:lang w:val="es-ES"/>
         </w:rPr>
         <w:t xml:space="preserve">Falso.</w:t>
       </w:r>
       <w:r>
-        <w:rPr>
-          <w:lang w:val="es-ES"/>
-        </w:rPr>
-        <w:t xml:space="preserve"> </w:t>
-      </w:r>
-      <w:r>
-        <w:rPr>
-          <w:lang w:val="es-ES"/>
-        </w:rPr>
+        <w:t xml:space="preserve"> </w:t>
+      </w:r>
+      <w:r>
         <w:t xml:space="preserve">La tabla MAC se llama tabla MAC o CAM table. La tabla ARP está en los hosts, no en los switches.</w:t>
       </w:r>
     </w:p>
@@ -275,9 +210,6 @@
         <w:pStyle w:val="Heading2"/>
       </w:pPr>
       <w:r>
-        <w:rPr>
-          <w:lang w:val="es-ES"/>
-        </w:rPr>
         <w:t xml:space="preserve">3. Estados STP</w:t>
       </w:r>
     </w:p>
@@ -289,36 +221,26 @@
           <w:numId w:val="1002"/>
         </w:numPr>
       </w:pPr>
-      <w:r>
-        <w:rPr>
-          <w:lang w:val="es-ES"/>
-        </w:rPr>
-        <w:t xml:space="preserve">c)</w:t>
-      </w:r>
-      <w:r>
-        <w:rPr>
-          <w:lang w:val="es-ES"/>
-        </w:rPr>
-        <w:t xml:space="preserve"> </w:t>
-      </w:r>
+    </w:p>
+    <w:p>
+      <w:pPr>
+        <w:pStyle w:val="Compact"/>
+        <w:numPr>
+          <w:ilvl w:val="1"/>
+          <w:numId w:val="1003"/>
+        </w:numPr>
+      </w:pPr>
       <w:r>
         <w:rPr>
           <w:b/>
           <w:bCs/>
-          <w:lang w:val="es-ES"/>
         </w:rPr>
         <w:t xml:space="preserve">Blocking</w:t>
       </w:r>
       <w:r>
-        <w:rPr>
-          <w:lang w:val="es-ES"/>
-        </w:rPr>
-        <w:t xml:space="preserve"> </w:t>
-      </w:r>
-      <w:r>
-        <w:rPr>
-          <w:lang w:val="es-ES"/>
-        </w:rPr>
+        <w:t xml:space="preserve"> </w:t>
+      </w:r>
+      <w:r>
         <w:t xml:space="preserve">(20s escuchando BPDUs)</w:t>
       </w:r>
     </w:p>
@@ -330,36 +252,26 @@
           <w:numId w:val="1002"/>
         </w:numPr>
       </w:pPr>
-      <w:r>
-        <w:rPr>
-          <w:lang w:val="es-ES"/>
-        </w:rPr>
-        <w:t xml:space="preserve">d)</w:t>
-      </w:r>
-      <w:r>
-        <w:rPr>
-          <w:lang w:val="es-ES"/>
-        </w:rPr>
-        <w:t xml:space="preserve"> </w:t>
-      </w:r>
+    </w:p>
+    <w:p>
+      <w:pPr>
+        <w:pStyle w:val="Compact"/>
+        <w:numPr>
+          <w:ilvl w:val="1"/>
+          <w:numId w:val="1004"/>
+        </w:numPr>
+      </w:pPr>
       <w:r>
         <w:rPr>
           <w:b/>
           <w:bCs/>
-          <w:lang w:val="es-ES"/>
         </w:rPr>
         <w:t xml:space="preserve">Listening</w:t>
       </w:r>
       <w:r>
-        <w:rPr>
-          <w:lang w:val="es-ES"/>
-        </w:rPr>
-        <w:t xml:space="preserve"> </w:t>
-      </w:r>
-      <w:r>
-        <w:rPr>
-          <w:lang w:val="es-ES"/>
-        </w:rPr>
+        <w:t xml:space="preserve"> </w:t>
+      </w:r>
+      <w:r>
         <w:t xml:space="preserve">(15s, escucha pero no aprende MACs)</w:t>
       </w:r>
     </w:p>
@@ -377,27 +289,20 @@
         <w:pStyle w:val="Compact"/>
         <w:numPr>
           <w:ilvl w:val="1"/>
-          <w:numId w:val="1003"/>
+          <w:numId w:val="1005"/>
         </w:numPr>
       </w:pPr>
       <w:r>
         <w:rPr>
           <w:b/>
           <w:bCs/>
-          <w:lang w:val="es-ES"/>
         </w:rPr>
         <w:t xml:space="preserve">Learning</w:t>
       </w:r>
       <w:r>
-        <w:rPr>
-          <w:lang w:val="es-ES"/>
-        </w:rPr>
-        <w:t xml:space="preserve"> </w:t>
-      </w:r>
-      <w:r>
-        <w:rPr>
-          <w:lang w:val="es-ES"/>
-        </w:rPr>
+        <w:t xml:space="preserve"> </w:t>
+      </w:r>
+      <w:r>
         <w:t xml:space="preserve">(15s, aprende MACs pero no reenvía)</w:t>
       </w:r>
     </w:p>
@@ -409,36 +314,26 @@
           <w:numId w:val="1002"/>
         </w:numPr>
       </w:pPr>
-      <w:r>
-        <w:rPr>
-          <w:lang w:val="es-ES"/>
-        </w:rPr>
-        <w:t xml:space="preserve">b)</w:t>
-      </w:r>
-      <w:r>
-        <w:rPr>
-          <w:lang w:val="es-ES"/>
-        </w:rPr>
-        <w:t xml:space="preserve"> </w:t>
-      </w:r>
+    </w:p>
+    <w:p>
+      <w:pPr>
+        <w:pStyle w:val="Compact"/>
+        <w:numPr>
+          <w:ilvl w:val="1"/>
+          <w:numId w:val="1006"/>
+        </w:numPr>
+      </w:pPr>
       <w:r>
         <w:rPr>
           <w:b/>
           <w:bCs/>
-          <w:lang w:val="es-ES"/>
         </w:rPr>
         <w:t xml:space="preserve">Forwarding</w:t>
       </w:r>
       <w:r>
-        <w:rPr>
-          <w:lang w:val="es-ES"/>
-        </w:rPr>
-        <w:t xml:space="preserve"> </w:t>
-      </w:r>
-      <w:r>
-        <w:rPr>
-          <w:lang w:val="es-ES"/>
-        </w:rPr>
+        <w:t xml:space="preserve"> </w:t>
+      </w:r>
+      <w:r>
         <w:t xml:space="preserve">(reenvía tráfico normalmente)</w:t>
       </w:r>
     </w:p>
@@ -447,9 +342,6 @@
         <w:pStyle w:val="FirstParagraph"/>
       </w:pPr>
       <w:r>
-        <w:rPr>
-          <w:lang w:val="es-ES"/>
-        </w:rPr>
         <w:t xml:space="preserve">Tiempo total: ~50 segundos.</w:t>
       </w:r>
     </w:p>
@@ -460,9 +352,6 @@
         <w:pStyle w:val="Heading2"/>
       </w:pPr>
       <w:r>
-        <w:rPr>
-          <w:lang w:val="es-ES"/>
-        </w:rPr>
         <w:t xml:space="preserve">4. Identifica el rol</w:t>
       </w:r>
     </w:p>
@@ -471,27 +360,20 @@
         <w:pStyle w:val="Compact"/>
         <w:numPr>
           <w:ilvl w:val="0"/>
-          <w:numId w:val="1004"/>
+          <w:numId w:val="1007"/>
         </w:numPr>
       </w:pPr>
       <w:r>
         <w:rPr>
           <w:b/>
           <w:bCs/>
-          <w:lang w:val="es-ES"/>
         </w:rPr>
         <w:t xml:space="preserve">Designated Port</w:t>
       </w:r>
       <w:r>
-        <w:rPr>
-          <w:lang w:val="es-ES"/>
-        </w:rPr>
-        <w:t xml:space="preserve"> </w:t>
-      </w:r>
-      <w:r>
-        <w:rPr>
-          <w:lang w:val="es-ES"/>
-        </w:rPr>
+        <w:t xml:space="preserve"> </w:t>
+      </w:r>
+      <w:r>
         <w:t xml:space="preserve">— El Root Bridge tiene todos sus puertos como Designated.</w:t>
       </w:r>
     </w:p>
@@ -500,27 +382,20 @@
         <w:pStyle w:val="Compact"/>
         <w:numPr>
           <w:ilvl w:val="0"/>
-          <w:numId w:val="1004"/>
+          <w:numId w:val="1007"/>
         </w:numPr>
       </w:pPr>
       <w:r>
         <w:rPr>
           <w:b/>
           <w:bCs/>
-          <w:lang w:val="es-ES"/>
         </w:rPr>
         <w:t xml:space="preserve">Root Port</w:t>
       </w:r>
       <w:r>
-        <w:rPr>
-          <w:lang w:val="es-ES"/>
-        </w:rPr>
-        <w:t xml:space="preserve"> </w:t>
-      </w:r>
-      <w:r>
-        <w:rPr>
-          <w:lang w:val="es-ES"/>
-        </w:rPr>
+        <w:t xml:space="preserve"> </w:t>
+      </w:r>
+      <w:r>
         <w:t xml:space="preserve">— Cada switch no-root tiene un Root Port hacia el Root Bridge.</w:t>
       </w:r>
     </w:p>
@@ -529,27 +404,20 @@
         <w:pStyle w:val="Compact"/>
         <w:numPr>
           <w:ilvl w:val="0"/>
-          <w:numId w:val="1004"/>
+          <w:numId w:val="1007"/>
         </w:numPr>
       </w:pPr>
       <w:r>
         <w:rPr>
           <w:b/>
           <w:bCs/>
-          <w:lang w:val="es-ES"/>
         </w:rPr>
         <w:t xml:space="preserve">Alternate Port</w:t>
       </w:r>
       <w:r>
-        <w:rPr>
-          <w:lang w:val="es-ES"/>
-        </w:rPr>
-        <w:t xml:space="preserve"> </w:t>
-      </w:r>
-      <w:r>
-        <w:rPr>
-          <w:lang w:val="es-ES"/>
-        </w:rPr>
+        <w:t xml:space="preserve"> </w:t>
+      </w:r>
+      <w:r>
         <w:t xml:space="preserve">— Puerto bloqueado como respaldo.</w:t>
       </w:r>
     </w:p>
@@ -560,9 +428,6 @@
         <w:pStyle w:val="Heading2"/>
       </w:pPr>
       <w:r>
-        <w:rPr>
-          <w:lang w:val="es-ES"/>
-        </w:rPr>
         <w:t xml:space="preserve">5. ¿Qué comando?</w:t>
       </w:r>
     </w:p>
@@ -571,97 +436,60 @@
         <w:pStyle w:val="FirstParagraph"/>
       </w:pPr>
       <w:r>
-        <w:rPr>
-          <w:lang w:val="es-ES"/>
-        </w:rPr>
         <w:t xml:space="preserve">1 → c (</w:t>
       </w:r>
       <w:r>
         <w:rPr>
           <w:rStyle w:val="VerbatimChar"/>
-          <w:lang w:val="es-ES"/>
         </w:rPr>
         <w:t xml:space="preserve">show mac address-table</w:t>
       </w:r>
       <w:r>
-        <w:rPr>
-          <w:lang w:val="es-ES"/>
-        </w:rPr>
         <w:t xml:space="preserve">)</w:t>
       </w:r>
       <w:r>
-        <w:rPr>
-          <w:lang w:val="es-ES"/>
-        </w:rPr>
-        <w:t xml:space="preserve"> </w:t>
-      </w:r>
-      <w:r>
-        <w:rPr>
-          <w:lang w:val="es-ES"/>
-        </w:rPr>
+        <w:t xml:space="preserve"> </w:t>
+      </w:r>
+      <w:r>
         <w:t xml:space="preserve">2 → a (</w:t>
       </w:r>
       <w:r>
         <w:rPr>
           <w:rStyle w:val="VerbatimChar"/>
-          <w:lang w:val="es-ES"/>
         </w:rPr>
         <w:t xml:space="preserve">show spanning-tree</w:t>
       </w:r>
       <w:r>
-        <w:rPr>
-          <w:lang w:val="es-ES"/>
-        </w:rPr>
         <w:t xml:space="preserve">)</w:t>
       </w:r>
       <w:r>
-        <w:rPr>
-          <w:lang w:val="es-ES"/>
-        </w:rPr>
-        <w:t xml:space="preserve"> </w:t>
-      </w:r>
-      <w:r>
-        <w:rPr>
-          <w:lang w:val="es-ES"/>
-        </w:rPr>
+        <w:t xml:space="preserve"> </w:t>
+      </w:r>
+      <w:r>
         <w:t xml:space="preserve">3 → b (</w:t>
       </w:r>
       <w:r>
         <w:rPr>
           <w:rStyle w:val="VerbatimChar"/>
-          <w:lang w:val="es-ES"/>
         </w:rPr>
         <w:t xml:space="preserve">spanning-tree portfast</w:t>
       </w:r>
       <w:r>
-        <w:rPr>
-          <w:lang w:val="es-ES"/>
-        </w:rPr>
         <w:t xml:space="preserve">)</w:t>
       </w:r>
       <w:r>
-        <w:rPr>
-          <w:lang w:val="es-ES"/>
-        </w:rPr>
-        <w:t xml:space="preserve"> </w:t>
-      </w:r>
-      <w:r>
-        <w:rPr>
-          <w:lang w:val="es-ES"/>
-        </w:rPr>
+        <w:t xml:space="preserve"> </w:t>
+      </w:r>
+      <w:r>
         <w:t xml:space="preserve">4 → d (</w:t>
       </w:r>
       <w:r>
         <w:rPr>
           <w:rStyle w:val="VerbatimChar"/>
-          <w:lang w:val="es-ES"/>
         </w:rPr>
         <w:t xml:space="preserve">switchport port-security</w:t>
       </w:r>
       <w:r>
-        <w:rPr>
-          <w:lang w:val="es-ES"/>
-        </w:rPr>
         <w:t xml:space="preserve">)</w:t>
       </w:r>
     </w:p>
@@ -672,9 +500,6 @@
         <w:pStyle w:val="Heading2"/>
       </w:pPr>
       <w:r>
-        <w:rPr>
-          <w:lang w:val="es-ES"/>
-        </w:rPr>
         <w:t xml:space="preserve">6. Tormenta de broadcast</w:t>
       </w:r>
     </w:p>
@@ -686,20 +511,13 @@
         <w:rPr>
           <w:b/>
           <w:bCs/>
-          <w:lang w:val="es-ES"/>
         </w:rPr>
         <w:t xml:space="preserve">b) Un bucle en la red.</w:t>
       </w:r>
       <w:r>
-        <w:rPr>
-          <w:lang w:val="es-ES"/>
-        </w:rPr>
-        <w:t xml:space="preserve"> </w:t>
-      </w:r>
-      <w:r>
-        <w:rPr>
-          <w:lang w:val="es-ES"/>
-        </w:rPr>
+        <w:t xml:space="preserve"> </w:t>
+      </w:r>
+      <w:r>
         <w:t xml:space="preserve">Si hay caminos redundantes sin STP, los broadcasts rebotan infinitamente entre switches, saturando la red.</w:t>
       </w:r>
     </w:p>
@@ -710,9 +528,6 @@
         <w:pStyle w:val="Heading2"/>
       </w:pPr>
       <w:r>
-        <w:rPr>
-          <w:lang w:val="es-ES"/>
-        </w:rPr>
         <w:t xml:space="preserve">7. Reenvío de tramas y la tabla CAM</w:t>
       </w:r>
     </w:p>
@@ -720,103 +535,66 @@
       <w:pPr>
         <w:numPr>
           <w:ilvl w:val="0"/>
-          <w:numId w:val="1005"/>
+          <w:numId w:val="1008"/>
         </w:numPr>
       </w:pPr>
       <w:r>
-        <w:rPr>
-          <w:lang w:val="es-ES"/>
-        </w:rPr>
         <w:t xml:space="preserve">MAC origen</w:t>
       </w:r>
       <w:r>
-        <w:rPr>
-          <w:lang w:val="es-ES"/>
-        </w:rPr>
         <w:t xml:space="preserve"> </w:t>
       </w:r>
       <w:r>
         <w:rPr>
           <w:rStyle w:val="VerbatimChar"/>
-          <w:lang w:val="es-ES"/>
         </w:rPr>
         <w:t xml:space="preserve">0050.7966.6801</w:t>
       </w:r>
       <w:r>
-        <w:rPr>
-          <w:lang w:val="es-ES"/>
-        </w:rPr>
-        <w:t xml:space="preserve"> </w:t>
-      </w:r>
-      <w:r>
-        <w:rPr>
-          <w:lang w:val="es-ES"/>
-        </w:rPr>
+        <w:t xml:space="preserve"> </w:t>
+      </w:r>
+      <w:r>
         <w:t xml:space="preserve">→</w:t>
       </w:r>
       <w:r>
-        <w:rPr>
-          <w:lang w:val="es-ES"/>
-        </w:rPr>
         <w:t xml:space="preserve"> </w:t>
       </w:r>
       <w:r>
         <w:rPr>
           <w:b/>
           <w:bCs/>
-          <w:lang w:val="es-ES"/>
         </w:rPr>
         <w:t xml:space="preserve">aprende/refresca Fa0/2</w:t>
       </w:r>
       <w:r>
-        <w:rPr>
-          <w:lang w:val="es-ES"/>
-        </w:rPr>
         <w:t xml:space="preserve">. MAC destino</w:t>
       </w:r>
       <w:r>
-        <w:rPr>
-          <w:lang w:val="es-ES"/>
-        </w:rPr>
         <w:t xml:space="preserve"> </w:t>
       </w:r>
       <w:r>
         <w:rPr>
           <w:rStyle w:val="VerbatimChar"/>
-          <w:lang w:val="es-ES"/>
         </w:rPr>
         <w:t xml:space="preserve">00D0.BC96.1A01</w:t>
       </w:r>
       <w:r>
-        <w:rPr>
-          <w:lang w:val="es-ES"/>
-        </w:rPr>
-        <w:t xml:space="preserve"> </w:t>
-      </w:r>
-      <w:r>
-        <w:rPr>
-          <w:lang w:val="es-ES"/>
-        </w:rPr>
+        <w:t xml:space="preserve"> </w:t>
+      </w:r>
+      <w:r>
         <w:t xml:space="preserve">conocida →</w:t>
       </w:r>
       <w:r>
-        <w:rPr>
-          <w:lang w:val="es-ES"/>
-        </w:rPr>
         <w:t xml:space="preserve"> </w:t>
       </w:r>
       <w:r>
         <w:rPr>
           <w:b/>
           <w:bCs/>
-          <w:lang w:val="es-ES"/>
         </w:rPr>
         <w:t xml:space="preserve">reenvía solo por Fa0/3</w:t>
       </w:r>
       <w:r>
-        <w:rPr>
-          <w:lang w:val="es-ES"/>
-        </w:rPr>
         <w:t xml:space="preserve">.</w:t>
       </w:r>
     </w:p>
@@ -824,97 +602,63 @@
       <w:pPr>
         <w:numPr>
           <w:ilvl w:val="0"/>
-          <w:numId w:val="1005"/>
+          <w:numId w:val="1008"/>
         </w:numPr>
       </w:pPr>
       <w:r>
-        <w:rPr>
-          <w:lang w:val="es-ES"/>
-        </w:rPr>
         <w:t xml:space="preserve">MAC origen</w:t>
       </w:r>
       <w:r>
-        <w:rPr>
-          <w:lang w:val="es-ES"/>
-        </w:rPr>
         <w:t xml:space="preserve"> </w:t>
       </w:r>
       <w:r>
         <w:rPr>
           <w:rStyle w:val="VerbatimChar"/>
-          <w:lang w:val="es-ES"/>
         </w:rPr>
         <w:t xml:space="preserve">0050.7966.6800</w:t>
       </w:r>
       <w:r>
-        <w:rPr>
-          <w:lang w:val="es-ES"/>
-        </w:rPr>
-        <w:t xml:space="preserve"> </w:t>
-      </w:r>
-      <w:r>
-        <w:rPr>
-          <w:lang w:val="es-ES"/>
-        </w:rPr>
+        <w:t xml:space="preserve"> </w:t>
+      </w:r>
+      <w:r>
         <w:t xml:space="preserve">→ aprende/refresca Fa0/1 (ya estaba). MAC destino</w:t>
       </w:r>
       <w:r>
-        <w:rPr>
-          <w:lang w:val="es-ES"/>
-        </w:rPr>
         <w:t xml:space="preserve"> </w:t>
       </w:r>
       <w:r>
         <w:rPr>
           <w:rStyle w:val="VerbatimChar"/>
-          <w:lang w:val="es-ES"/>
         </w:rPr>
         <w:t xml:space="preserve">0050.7966.6802</w:t>
       </w:r>
       <w:r>
-        <w:rPr>
-          <w:lang w:val="es-ES"/>
-        </w:rPr>
         <w:t xml:space="preserve"> </w:t>
       </w:r>
       <w:r>
         <w:rPr>
           <w:b/>
           <w:bCs/>
-          <w:lang w:val="es-ES"/>
         </w:rPr>
         <w:t xml:space="preserve">desconocida</w:t>
       </w:r>
       <w:r>
-        <w:rPr>
-          <w:lang w:val="es-ES"/>
-        </w:rPr>
-        <w:t xml:space="preserve"> </w:t>
-      </w:r>
-      <w:r>
-        <w:rPr>
-          <w:lang w:val="es-ES"/>
-        </w:rPr>
+        <w:t xml:space="preserve"> </w:t>
+      </w:r>
+      <w:r>
         <w:t xml:space="preserve">→</w:t>
       </w:r>
       <w:r>
-        <w:rPr>
-          <w:lang w:val="es-ES"/>
-        </w:rPr>
         <w:t xml:space="preserve"> </w:t>
       </w:r>
       <w:r>
         <w:rPr>
           <w:b/>
           <w:bCs/>
-          <w:lang w:val="es-ES"/>
         </w:rPr>
         <w:t xml:space="preserve">inunda por todos los puertos excepto Fa0/1</w:t>
       </w:r>
       <w:r>
-        <w:rPr>
-          <w:lang w:val="es-ES"/>
-        </w:rPr>
         <w:t xml:space="preserve">.</w:t>
       </w:r>
     </w:p>
@@ -922,64 +666,41 @@
       <w:pPr>
         <w:numPr>
           <w:ilvl w:val="0"/>
-          <w:numId w:val="1005"/>
+          <w:numId w:val="1008"/>
         </w:numPr>
       </w:pPr>
       <w:r>
-        <w:rPr>
-          <w:lang w:val="es-ES"/>
-        </w:rPr>
         <w:t xml:space="preserve">Destino broadcast</w:t>
       </w:r>
       <w:r>
-        <w:rPr>
-          <w:lang w:val="es-ES"/>
-        </w:rPr>
         <w:t xml:space="preserve"> </w:t>
       </w:r>
       <w:r>
         <w:rPr>
           <w:rStyle w:val="VerbatimChar"/>
-          <w:lang w:val="es-ES"/>
         </w:rPr>
         <w:t xml:space="preserve">FFFF.FFFF.FFFF</w:t>
       </w:r>
       <w:r>
-        <w:rPr>
-          <w:lang w:val="es-ES"/>
-        </w:rPr>
-        <w:t xml:space="preserve"> </w:t>
-      </w:r>
-      <w:r>
-        <w:rPr>
-          <w:lang w:val="es-ES"/>
-        </w:rPr>
+        <w:t xml:space="preserve"> </w:t>
+      </w:r>
+      <w:r>
         <w:t xml:space="preserve">→</w:t>
       </w:r>
       <w:r>
-        <w:rPr>
-          <w:lang w:val="es-ES"/>
-        </w:rPr>
         <w:t xml:space="preserve"> </w:t>
       </w:r>
       <w:r>
         <w:rPr>
           <w:b/>
           <w:bCs/>
-          <w:lang w:val="es-ES"/>
         </w:rPr>
         <w:t xml:space="preserve">inunda por todos los puertos</w:t>
       </w:r>
       <w:r>
-        <w:rPr>
-          <w:lang w:val="es-ES"/>
-        </w:rPr>
-        <w:t xml:space="preserve"> </w:t>
-      </w:r>
-      <w:r>
-        <w:rPr>
-          <w:lang w:val="es-ES"/>
-        </w:rPr>
+        <w:t xml:space="preserve"> </w:t>
+      </w:r>
+      <w:r>
         <w:t xml:space="preserve">excepto el de origen (Fa0/3).</w:t>
       </w:r>
     </w:p>
@@ -987,64 +708,41 @@
       <w:pPr>
         <w:numPr>
           <w:ilvl w:val="0"/>
-          <w:numId w:val="1005"/>
+          <w:numId w:val="1008"/>
         </w:numPr>
       </w:pPr>
       <w:r>
-        <w:rPr>
-          <w:lang w:val="es-ES"/>
-        </w:rPr>
         <w:t xml:space="preserve">La MAC</w:t>
       </w:r>
       <w:r>
-        <w:rPr>
-          <w:lang w:val="es-ES"/>
-        </w:rPr>
         <w:t xml:space="preserve"> </w:t>
       </w:r>
       <w:r>
         <w:rPr>
           <w:rStyle w:val="VerbatimChar"/>
-          <w:lang w:val="es-ES"/>
         </w:rPr>
         <w:t xml:space="preserve">0050.7966.6801</w:t>
       </w:r>
       <w:r>
-        <w:rPr>
-          <w:lang w:val="es-ES"/>
-        </w:rPr>
-        <w:t xml:space="preserve"> </w:t>
-      </w:r>
-      <w:r>
-        <w:rPr>
-          <w:lang w:val="es-ES"/>
-        </w:rPr>
+        <w:t xml:space="preserve"> </w:t>
+      </w:r>
+      <w:r>
         <w:t xml:space="preserve">aparece por Fa0/4 cuando estaba aprendida en Fa0/2: el switch</w:t>
       </w:r>
       <w:r>
-        <w:rPr>
-          <w:lang w:val="es-ES"/>
-        </w:rPr>
         <w:t xml:space="preserve"> </w:t>
       </w:r>
       <w:r>
         <w:rPr>
           <w:b/>
           <w:bCs/>
-          <w:lang w:val="es-ES"/>
         </w:rPr>
         <w:t xml:space="preserve">actualiza la tabla CAM</w:t>
       </w:r>
       <w:r>
-        <w:rPr>
-          <w:lang w:val="es-ES"/>
-        </w:rPr>
-        <w:t xml:space="preserve"> </w:t>
-      </w:r>
-      <w:r>
-        <w:rPr>
-          <w:lang w:val="es-ES"/>
-        </w:rPr>
+        <w:t xml:space="preserve"> </w:t>
+      </w:r>
+      <w:r>
         <w:t xml:space="preserve">y asocia la MAC a Fa0/4 (la entrada dinámica se mueve al puerto más reciente).</w:t>
       </w:r>
     </w:p>
@@ -1055,9 +753,6 @@
         <w:pStyle w:val="Heading2"/>
       </w:pPr>
       <w:r>
-        <w:rPr>
-          <w:lang w:val="es-ES"/>
-        </w:rPr>
         <w:t xml:space="preserve">8. Estados STP</w:t>
       </w:r>
     </w:p>
@@ -1066,9 +761,6 @@
         <w:pStyle w:val="FirstParagraph"/>
       </w:pPr>
       <w:r>
-        <w:rPr>
-          <w:lang w:val="es-ES"/>
-        </w:rPr>
         <w:t xml:space="preserve">Tabla completada:</w:t>
       </w:r>
     </w:p>
@@ -1095,9 +787,6 @@
               <w:pStyle w:val="Compact"/>
             </w:pPr>
             <w:r>
-              <w:rPr>
-                <w:lang w:val="es-ES"/>
-              </w:rPr>
               <w:t xml:space="preserve">Estado</w:t>
             </w:r>
           </w:p>
@@ -1109,9 +798,6 @@
               <w:pStyle w:val="Compact"/>
             </w:pPr>
             <w:r>
-              <w:rPr>
-                <w:lang w:val="es-ES"/>
-              </w:rPr>
               <w:t xml:space="preserve">¿Reenvía tráfico?</w:t>
             </w:r>
           </w:p>
@@ -1123,9 +809,6 @@
               <w:pStyle w:val="Compact"/>
             </w:pPr>
             <w:r>
-              <w:rPr>
-                <w:lang w:val="es-ES"/>
-              </w:rPr>
               <w:t xml:space="preserve">¿Aprende MACs?</w:t>
             </w:r>
           </w:p>
@@ -1137,9 +820,6 @@
               <w:pStyle w:val="Compact"/>
             </w:pPr>
             <w:r>
-              <w:rPr>
-                <w:lang w:val="es-ES"/>
-              </w:rPr>
               <w:t xml:space="preserve">Tiempo</w:t>
             </w:r>
           </w:p>
@@ -1153,9 +833,6 @@
               <w:pStyle w:val="Compact"/>
             </w:pPr>
             <w:r>
-              <w:rPr>
-                <w:lang w:val="es-ES"/>
-              </w:rPr>
               <w:t xml:space="preserve">Blocking</w:t>
             </w:r>
           </w:p>
@@ -1167,9 +844,6 @@
               <w:pStyle w:val="Compact"/>
             </w:pPr>
             <w:r>
-              <w:rPr>
-                <w:lang w:val="es-ES"/>
-              </w:rPr>
               <w:t xml:space="preserve">No</w:t>
             </w:r>
           </w:p>
@@ -1181,9 +855,6 @@
               <w:pStyle w:val="Compact"/>
             </w:pPr>
             <w:r>
-              <w:rPr>
-                <w:lang w:val="es-ES"/>
-              </w:rPr>
               <w:t xml:space="preserve">No</w:t>
             </w:r>
           </w:p>
@@ -1195,9 +866,6 @@
               <w:pStyle w:val="Compact"/>
             </w:pPr>
             <w:r>
-              <w:rPr>
-                <w:lang w:val="es-ES"/>
-              </w:rPr>
               <w:t xml:space="preserve">20 s (Max Age)</w:t>
             </w:r>
           </w:p>
@@ -1211,9 +879,6 @@
               <w:pStyle w:val="Compact"/>
             </w:pPr>
             <w:r>
-              <w:rPr>
-                <w:lang w:val="es-ES"/>
-              </w:rPr>
               <w:t xml:space="preserve">Listening</w:t>
             </w:r>
           </w:p>
@@ -1225,9 +890,6 @@
               <w:pStyle w:val="Compact"/>
             </w:pPr>
             <w:r>
-              <w:rPr>
-                <w:lang w:val="es-ES"/>
-              </w:rPr>
               <w:t xml:space="preserve">No</w:t>
             </w:r>
           </w:p>
@@ -1239,9 +901,6 @@
               <w:pStyle w:val="Compact"/>
             </w:pPr>
             <w:r>
-              <w:rPr>
-                <w:lang w:val="es-ES"/>
-              </w:rPr>
               <w:t xml:space="preserve">No</w:t>
             </w:r>
           </w:p>
@@ -1253,9 +912,6 @@
               <w:pStyle w:val="Compact"/>
             </w:pPr>
             <w:r>
-              <w:rPr>
-                <w:lang w:val="es-ES"/>
-              </w:rPr>
               <w:t xml:space="preserve">15 s</w:t>
             </w:r>
           </w:p>
@@ -1269,9 +925,6 @@
               <w:pStyle w:val="Compact"/>
             </w:pPr>
             <w:r>
-              <w:rPr>
-                <w:lang w:val="es-ES"/>
-              </w:rPr>
               <w:t xml:space="preserve">Learning</w:t>
             </w:r>
           </w:p>
@@ -1283,9 +936,6 @@
               <w:pStyle w:val="Compact"/>
             </w:pPr>
             <w:r>
-              <w:rPr>
-                <w:lang w:val="es-ES"/>
-              </w:rPr>
               <w:t xml:space="preserve">No</w:t>
             </w:r>
           </w:p>
@@ -1297,9 +947,6 @@
               <w:pStyle w:val="Compact"/>
             </w:pPr>
             <w:r>
-              <w:rPr>
-                <w:lang w:val="es-ES"/>
-              </w:rPr>
               <w:t xml:space="preserve">Sí</w:t>
             </w:r>
           </w:p>
@@ -1311,9 +958,6 @@
               <w:pStyle w:val="Compact"/>
             </w:pPr>
             <w:r>
-              <w:rPr>
-                <w:lang w:val="es-ES"/>
-              </w:rPr>
               <w:t xml:space="preserve">15 s</w:t>
             </w:r>
           </w:p>
@@ -1327,9 +971,6 @@
               <w:pStyle w:val="Compact"/>
             </w:pPr>
             <w:r>
-              <w:rPr>
-                <w:lang w:val="es-ES"/>
-              </w:rPr>
               <w:t xml:space="preserve">Forwarding</w:t>
             </w:r>
           </w:p>
@@ -1341,9 +982,6 @@
               <w:pStyle w:val="Compact"/>
             </w:pPr>
             <w:r>
-              <w:rPr>
-                <w:lang w:val="es-ES"/>
-              </w:rPr>
               <w:t xml:space="preserve">Sí</w:t>
             </w:r>
           </w:p>
@@ -1355,9 +993,6 @@
               <w:pStyle w:val="Compact"/>
             </w:pPr>
             <w:r>
-              <w:rPr>
-                <w:lang w:val="es-ES"/>
-              </w:rPr>
               <w:t xml:space="preserve">Sí</w:t>
             </w:r>
           </w:p>
@@ -1369,9 +1004,6 @@
               <w:pStyle w:val="Compact"/>
             </w:pPr>
             <w:r>
-              <w:rPr>
-                <w:lang w:val="es-ES"/>
-              </w:rPr>
               <w:t xml:space="preserve">Indefinido</w:t>
             </w:r>
           </w:p>
@@ -1382,27 +1014,20 @@
       <w:pPr>
         <w:numPr>
           <w:ilvl w:val="0"/>
-          <w:numId w:val="1006"/>
+          <w:numId w:val="1009"/>
         </w:numPr>
       </w:pPr>
       <w:r>
         <w:rPr>
           <w:b/>
           <w:bCs/>
-          <w:lang w:val="es-ES"/>
         </w:rPr>
         <w:t xml:space="preserve">Blocking → Listening → Learning → Forwarding</w:t>
       </w:r>
       <w:r>
-        <w:rPr>
-          <w:lang w:val="es-ES"/>
-        </w:rPr>
-        <w:t xml:space="preserve"> </w:t>
-      </w:r>
-      <w:r>
-        <w:rPr>
-          <w:lang w:val="es-ES"/>
-        </w:rPr>
+        <w:t xml:space="preserve"> </w:t>
+      </w:r>
+      <w:r>
         <w:t xml:space="preserve">(Disabled es un estado administrativo, no forma parte de la secuencia normal).</w:t>
       </w:r>
     </w:p>
@@ -1410,53 +1035,36 @@
       <w:pPr>
         <w:numPr>
           <w:ilvl w:val="0"/>
-          <w:numId w:val="1006"/>
+          <w:numId w:val="1009"/>
         </w:numPr>
       </w:pPr>
       <w:r>
         <w:rPr>
           <w:b/>
           <w:bCs/>
-          <w:lang w:val="es-ES"/>
         </w:rPr>
         <w:t xml:space="preserve">30 segundos sin fallos</w:t>
       </w:r>
       <w:r>
-        <w:rPr>
-          <w:lang w:val="es-ES"/>
-        </w:rPr>
-        <w:t xml:space="preserve"> </w:t>
-      </w:r>
-      <w:r>
-        <w:rPr>
-          <w:lang w:val="es-ES"/>
-        </w:rPr>
+        <w:t xml:space="preserve"> </w:t>
+      </w:r>
+      <w:r>
         <w:t xml:space="preserve">(15 s Listening + 15 s Learning); hasta</w:t>
       </w:r>
       <w:r>
-        <w:rPr>
-          <w:lang w:val="es-ES"/>
-        </w:rPr>
         <w:t xml:space="preserve"> </w:t>
       </w:r>
       <w:r>
         <w:rPr>
           <w:b/>
           <w:bCs/>
-          <w:lang w:val="es-ES"/>
         </w:rPr>
         <w:t xml:space="preserve">50 s</w:t>
       </w:r>
       <w:r>
-        <w:rPr>
-          <w:lang w:val="es-ES"/>
-        </w:rPr>
-        <w:t xml:space="preserve"> </w:t>
-      </w:r>
-      <w:r>
-        <w:rPr>
-          <w:lang w:val="es-ES"/>
-        </w:rPr>
+        <w:t xml:space="preserve"> </w:t>
+      </w:r>
+      <w:r>
         <w:t xml:space="preserve">si hay un fallo y entra el Max Age (20 s + 15 s + 15 s).</w:t>
       </w:r>
     </w:p>
@@ -1464,21 +1072,17 @@
       <w:pPr>
         <w:numPr>
           <w:ilvl w:val="0"/>
-          <w:numId w:val="1006"/>
+          <w:numId w:val="1009"/>
         </w:numPr>
       </w:pPr>
       <w:r>
         <w:rPr>
           <w:b/>
           <w:bCs/>
-          <w:lang w:val="es-ES"/>
         </w:rPr>
         <w:t xml:space="preserve">Forwarding</w:t>
       </w:r>
       <w:r>
-        <w:rPr>
-          <w:lang w:val="es-ES"/>
-        </w:rPr>
         <w:t xml:space="preserve">: es el único estado que reenvía tráfico (y además aprende MACs).</w:t>
       </w:r>
     </w:p>
@@ -1764,6 +1368,261 @@
       </w:pPr>
     </w:lvl>
   </w:abstractNum>
+  <w:abstractNum w:abstractNumId="99723">
+    <w:nsid w:val="00A99723"/>
+    <w:multiLevelType w:val="multilevel"/>
+    <w:lvl w:ilvl="0">
+      <w:start w:val="3"/>
+      <w:numFmt w:val="lowerLetter"/>
+      <w:lvlText w:val="%1)"/>
+      <w:lvlJc w:val="left"/>
+      <w:pPr>
+        <w:ind w:left="720" w:hanging="360"/>
+      </w:pPr>
+    </w:lvl>
+    <w:lvl w:ilvl="1">
+      <w:start w:val="3"/>
+      <w:numFmt w:val="lowerLetter"/>
+      <w:lvlText w:val="%2)"/>
+      <w:lvlJc w:val="left"/>
+      <w:pPr>
+        <w:ind w:left="1440" w:hanging="360"/>
+      </w:pPr>
+    </w:lvl>
+    <w:lvl w:ilvl="2">
+      <w:start w:val="3"/>
+      <w:numFmt w:val="lowerLetter"/>
+      <w:lvlText w:val="%3)"/>
+      <w:lvlJc w:val="left"/>
+      <w:pPr>
+        <w:ind w:left="2160" w:hanging="360"/>
+      </w:pPr>
+    </w:lvl>
+    <w:lvl w:ilvl="3">
+      <w:start w:val="3"/>
+      <w:numFmt w:val="lowerLetter"/>
+      <w:lvlText w:val="%4)"/>
+      <w:lvlJc w:val="left"/>
+      <w:pPr>
+        <w:ind w:left="2880" w:hanging="360"/>
+      </w:pPr>
+    </w:lvl>
+    <w:lvl w:ilvl="4">
+      <w:start w:val="3"/>
+      <w:numFmt w:val="lowerLetter"/>
+      <w:lvlText w:val="%5)"/>
+      <w:lvlJc w:val="left"/>
+      <w:pPr>
+        <w:ind w:left="3600" w:hanging="360"/>
+      </w:pPr>
+    </w:lvl>
+    <w:lvl w:ilvl="5">
+      <w:start w:val="3"/>
+      <w:numFmt w:val="lowerLetter"/>
+      <w:lvlText w:val="%6)"/>
+      <w:lvlJc w:val="left"/>
+      <w:pPr>
+        <w:ind w:left="4320" w:hanging="360"/>
+      </w:pPr>
+    </w:lvl>
+    <w:lvl w:ilvl="6">
+      <w:start w:val="3"/>
+      <w:numFmt w:val="lowerLetter"/>
+      <w:lvlText w:val="%7)"/>
+      <w:lvlJc w:val="left"/>
+      <w:pPr>
+        <w:ind w:left="5040" w:hanging="360"/>
+      </w:pPr>
+    </w:lvl>
+    <w:lvl w:ilvl="7">
+      <w:start w:val="3"/>
+      <w:numFmt w:val="lowerLetter"/>
+      <w:lvlText w:val="%8)"/>
+      <w:lvlJc w:val="left"/>
+      <w:pPr>
+        <w:ind w:left="5760" w:hanging="360"/>
+      </w:pPr>
+    </w:lvl>
+    <w:lvl w:ilvl="8">
+      <w:start w:val="3"/>
+      <w:numFmt w:val="lowerLetter"/>
+      <w:lvlText w:val="%9)"/>
+      <w:lvlJc w:val="left"/>
+      <w:pPr>
+        <w:ind w:left="6480" w:hanging="360"/>
+      </w:pPr>
+    </w:lvl>
+  </w:abstractNum>
+  <w:abstractNum w:abstractNumId="99724">
+    <w:nsid w:val="00A99724"/>
+    <w:multiLevelType w:val="multilevel"/>
+    <w:lvl w:ilvl="0">
+      <w:start w:val="4"/>
+      <w:numFmt w:val="lowerLetter"/>
+      <w:lvlText w:val="%1)"/>
+      <w:lvlJc w:val="left"/>
+      <w:pPr>
+        <w:ind w:left="720" w:hanging="360"/>
+      </w:pPr>
+    </w:lvl>
+    <w:lvl w:ilvl="1">
+      <w:start w:val="4"/>
+      <w:numFmt w:val="lowerLetter"/>
+      <w:lvlText w:val="%2)"/>
+      <w:lvlJc w:val="left"/>
+      <w:pPr>
+        <w:ind w:left="1440" w:hanging="360"/>
+      </w:pPr>
+    </w:lvl>
+    <w:lvl w:ilvl="2">
+      <w:start w:val="4"/>
+      <w:numFmt w:val="lowerLetter"/>
+      <w:lvlText w:val="%3)"/>
+      <w:lvlJc w:val="left"/>
+      <w:pPr>
+        <w:ind w:left="2160" w:hanging="360"/>
+      </w:pPr>
+    </w:lvl>
+    <w:lvl w:ilvl="3">
+      <w:start w:val="4"/>
+      <w:numFmt w:val="lowerLetter"/>
+      <w:lvlText w:val="%4)"/>
+      <w:lvlJc w:val="left"/>
+      <w:pPr>
+        <w:ind w:left="2880" w:hanging="360"/>
+      </w:pPr>
+    </w:lvl>
+    <w:lvl w:ilvl="4">
+      <w:start w:val="4"/>
+      <w:numFmt w:val="lowerLetter"/>
+      <w:lvlText w:val="%5)"/>
+      <w:lvlJc w:val="left"/>
+      <w:pPr>
+        <w:ind w:left="3600" w:hanging="360"/>
+      </w:pPr>
+    </w:lvl>
+    <w:lvl w:ilvl="5">
+      <w:start w:val="4"/>
+      <w:numFmt w:val="lowerLetter"/>
+      <w:lvlText w:val="%6)"/>
+      <w:lvlJc w:val="left"/>
+      <w:pPr>
+        <w:ind w:left="4320" w:hanging="360"/>
+      </w:pPr>
+    </w:lvl>
+    <w:lvl w:ilvl="6">
+      <w:start w:val="4"/>
+      <w:numFmt w:val="lowerLetter"/>
+      <w:lvlText w:val="%7)"/>
+      <w:lvlJc w:val="left"/>
+      <w:pPr>
+        <w:ind w:left="5040" w:hanging="360"/>
+      </w:pPr>
+    </w:lvl>
+    <w:lvl w:ilvl="7">
+      <w:start w:val="4"/>
+      <w:numFmt w:val="lowerLetter"/>
+      <w:lvlText w:val="%8)"/>
+      <w:lvlJc w:val="left"/>
+      <w:pPr>
+        <w:ind w:left="5760" w:hanging="360"/>
+      </w:pPr>
+    </w:lvl>
+    <w:lvl w:ilvl="8">
+      <w:start w:val="4"/>
+      <w:numFmt w:val="lowerLetter"/>
+      <w:lvlText w:val="%9)"/>
+      <w:lvlJc w:val="left"/>
+      <w:pPr>
+        <w:ind w:left="6480" w:hanging="360"/>
+      </w:pPr>
+    </w:lvl>
+  </w:abstractNum>
+  <w:abstractNum w:abstractNumId="99722">
+    <w:nsid w:val="00A99722"/>
+    <w:multiLevelType w:val="multilevel"/>
+    <w:lvl w:ilvl="0">
+      <w:start w:val="2"/>
+      <w:numFmt w:val="lowerLetter"/>
+      <w:lvlText w:val="%1)"/>
+      <w:lvlJc w:val="left"/>
+      <w:pPr>
+        <w:ind w:left="720" w:hanging="360"/>
+      </w:pPr>
+    </w:lvl>
+    <w:lvl w:ilvl="1">
+      <w:start w:val="2"/>
+      <w:numFmt w:val="lowerLetter"/>
+      <w:lvlText w:val="%2)"/>
+      <w:lvlJc w:val="left"/>
+      <w:pPr>
+        <w:ind w:left="1440" w:hanging="360"/>
+      </w:pPr>
+    </w:lvl>
+    <w:lvl w:ilvl="2">
+      <w:start w:val="2"/>
+      <w:numFmt w:val="lowerLetter"/>
+      <w:lvlText w:val="%3)"/>
+      <w:lvlJc w:val="left"/>
+      <w:pPr>
+        <w:ind w:left="2160" w:hanging="360"/>
+      </w:pPr>
+    </w:lvl>
+    <w:lvl w:ilvl="3">
+      <w:start w:val="2"/>
+      <w:numFmt w:val="lowerLetter"/>
+      <w:lvlText w:val="%4)"/>
+      <w:lvlJc w:val="left"/>
+      <w:pPr>
+        <w:ind w:left="2880" w:hanging="360"/>
+      </w:pPr>
+    </w:lvl>
+    <w:lvl w:ilvl="4">
+      <w:start w:val="2"/>
+      <w:numFmt w:val="lowerLetter"/>
+      <w:lvlText w:val="%5)"/>
+      <w:lvlJc w:val="left"/>
+      <w:pPr>
+        <w:ind w:left="3600" w:hanging="360"/>
+      </w:pPr>
+    </w:lvl>
+    <w:lvl w:ilvl="5">
+      <w:start w:val="2"/>
+      <w:numFmt w:val="lowerLetter"/>
+      <w:lvlText w:val="%6)"/>
+      <w:lvlJc w:val="left"/>
+      <w:pPr>
+        <w:ind w:left="4320" w:hanging="360"/>
+      </w:pPr>
+    </w:lvl>
+    <w:lvl w:ilvl="6">
+      <w:start w:val="2"/>
+      <w:numFmt w:val="lowerLetter"/>
+      <w:lvlText w:val="%7)"/>
+      <w:lvlJc w:val="left"/>
+      <w:pPr>
+        <w:ind w:left="5040" w:hanging="360"/>
+      </w:pPr>
+    </w:lvl>
+    <w:lvl w:ilvl="7">
+      <w:start w:val="2"/>
+      <w:numFmt w:val="lowerLetter"/>
+      <w:lvlText w:val="%8)"/>
+      <w:lvlJc w:val="left"/>
+      <w:pPr>
+        <w:ind w:left="5760" w:hanging="360"/>
+      </w:pPr>
+    </w:lvl>
+    <w:lvl w:ilvl="8">
+      <w:start w:val="2"/>
+      <w:numFmt w:val="lowerLetter"/>
+      <w:lvlText w:val="%9)"/>
+      <w:lvlJc w:val="left"/>
+      <w:pPr>
+        <w:ind w:left="6480" w:hanging="360"/>
+      </w:pPr>
+    </w:lvl>
+  </w:abstractNum>
   <w:num w:numId="1000">
     <w:abstractNumId w:val="990"/>
   </w:num>
@@ -1828,63 +1687,63 @@
     </w:lvlOverride>
   </w:num>
   <w:num w:numId="1003">
-    <w:abstractNumId w:val="99721"/>
+    <w:abstractNumId w:val="99723"/>
     <w:lvlOverride w:ilvl="0">
-      <w:startOverride w:val="1"/>
+      <w:startOverride w:val="3"/>
     </w:lvlOverride>
     <w:lvlOverride w:ilvl="1">
-      <w:startOverride w:val="1"/>
+      <w:startOverride w:val="3"/>
     </w:lvlOverride>
     <w:lvlOverride w:ilvl="2">
-      <w:startOverride w:val="1"/>
+      <w:startOverride w:val="3"/>
     </w:lvlOverride>
     <w:lvlOverride w:ilvl="3">
-      <w:startOverride w:val="1"/>
+      <w:startOverride w:val="3"/>
     </w:lvlOverride>
     <w:lvlOverride w:ilvl="4">
-      <w:startOverride w:val="1"/>
+      <w:startOverride w:val="3"/>
     </w:lvlOverride>
     <w:lvlOverride w:ilvl="5">
-      <w:startOverride w:val="1"/>
+      <w:startOverride w:val="3"/>
     </w:lvlOverride>
     <w:lvlOverride w:ilvl="6">
-      <w:startOverride w:val="1"/>
+      <w:startOverride w:val="3"/>
     </w:lvlOverride>
     <w:lvlOverride w:ilvl="7">
-      <w:startOverride w:val="1"/>
+      <w:startOverride w:val="3"/>
     </w:lvlOverride>
     <w:lvlOverride w:ilvl="8">
-      <w:startOverride w:val="1"/>
+      <w:startOverride w:val="3"/>
     </w:lvlOverride>
   </w:num>
   <w:num w:numId="1004">
-    <w:abstractNumId w:val="99721"/>
+    <w:abstractNumId w:val="99724"/>
     <w:lvlOverride w:ilvl="0">
-      <w:startOverride w:val="1"/>
+      <w:startOverride w:val="4"/>
     </w:lvlOverride>
     <w:lvlOverride w:ilvl="1">
-      <w:startOverride w:val="1"/>
+      <w:startOverride w:val="4"/>
     </w:lvlOverride>
     <w:lvlOverride w:ilvl="2">
-      <w:startOverride w:val="1"/>
+      <w:startOverride w:val="4"/>
     </w:lvlOverride>
     <w:lvlOverride w:ilvl="3">
-      <w:startOverride w:val="1"/>
+      <w:startOverride w:val="4"/>
     </w:lvlOverride>
     <w:lvlOverride w:ilvl="4">
-      <w:startOverride w:val="1"/>
+      <w:startOverride w:val="4"/>
     </w:lvlOverride>
     <w:lvlOverride w:ilvl="5">
-      <w:startOverride w:val="1"/>
+      <w:startOverride w:val="4"/>
     </w:lvlOverride>
     <w:lvlOverride w:ilvl="6">
-      <w:startOverride w:val="1"/>
+      <w:startOverride w:val="4"/>
     </w:lvlOverride>
     <w:lvlOverride w:ilvl="7">
-      <w:startOverride w:val="1"/>
+      <w:startOverride w:val="4"/>
     </w:lvlOverride>
     <w:lvlOverride w:ilvl="8">
-      <w:startOverride w:val="1"/>
+      <w:startOverride w:val="4"/>
     </w:lvlOverride>
   </w:num>
   <w:num w:numId="1005">
@@ -1918,6 +1777,96 @@
     </w:lvlOverride>
   </w:num>
   <w:num w:numId="1006">
+    <w:abstractNumId w:val="99722"/>
+    <w:lvlOverride w:ilvl="0">
+      <w:startOverride w:val="2"/>
+    </w:lvlOverride>
+    <w:lvlOverride w:ilvl="1">
+      <w:startOverride w:val="2"/>
+    </w:lvlOverride>
+    <w:lvlOverride w:ilvl="2">
+      <w:startOverride w:val="2"/>
+    </w:lvlOverride>
+    <w:lvlOverride w:ilvl="3">
+      <w:startOverride w:val="2"/>
+    </w:lvlOverride>
+    <w:lvlOverride w:ilvl="4">
+      <w:startOverride w:val="2"/>
+    </w:lvlOverride>
+    <w:lvlOverride w:ilvl="5">
+      <w:startOverride w:val="2"/>
+    </w:lvlOverride>
+    <w:lvlOverride w:ilvl="6">
+      <w:startOverride w:val="2"/>
+    </w:lvlOverride>
+    <w:lvlOverride w:ilvl="7">
+      <w:startOverride w:val="2"/>
+    </w:lvlOverride>
+    <w:lvlOverride w:ilvl="8">
+      <w:startOverride w:val="2"/>
+    </w:lvlOverride>
+  </w:num>
+  <w:num w:numId="1007">
+    <w:abstractNumId w:val="99721"/>
+    <w:lvlOverride w:ilvl="0">
+      <w:startOverride w:val="1"/>
+    </w:lvlOverride>
+    <w:lvlOverride w:ilvl="1">
+      <w:startOverride w:val="1"/>
+    </w:lvlOverride>
+    <w:lvlOverride w:ilvl="2">
+      <w:startOverride w:val="1"/>
+    </w:lvlOverride>
+    <w:lvlOverride w:ilvl="3">
+      <w:startOverride w:val="1"/>
+    </w:lvlOverride>
+    <w:lvlOverride w:ilvl="4">
+      <w:startOverride w:val="1"/>
+    </w:lvlOverride>
+    <w:lvlOverride w:ilvl="5">
+      <w:startOverride w:val="1"/>
+    </w:lvlOverride>
+    <w:lvlOverride w:ilvl="6">
+      <w:startOverride w:val="1"/>
+    </w:lvlOverride>
+    <w:lvlOverride w:ilvl="7">
+      <w:startOverride w:val="1"/>
+    </w:lvlOverride>
+    <w:lvlOverride w:ilvl="8">
+      <w:startOverride w:val="1"/>
+    </w:lvlOverride>
+  </w:num>
+  <w:num w:numId="1008">
+    <w:abstractNumId w:val="99721"/>
+    <w:lvlOverride w:ilvl="0">
+      <w:startOverride w:val="1"/>
+    </w:lvlOverride>
+    <w:lvlOverride w:ilvl="1">
+      <w:startOverride w:val="1"/>
+    </w:lvlOverride>
+    <w:lvlOverride w:ilvl="2">
+      <w:startOverride w:val="1"/>
+    </w:lvlOverride>
+    <w:lvlOverride w:ilvl="3">
+      <w:startOverride w:val="1"/>
+    </w:lvlOverride>
+    <w:lvlOverride w:ilvl="4">
+      <w:startOverride w:val="1"/>
+    </w:lvlOverride>
+    <w:lvlOverride w:ilvl="5">
+      <w:startOverride w:val="1"/>
+    </w:lvlOverride>
+    <w:lvlOverride w:ilvl="6">
+      <w:startOverride w:val="1"/>
+    </w:lvlOverride>
+    <w:lvlOverride w:ilvl="7">
+      <w:startOverride w:val="1"/>
+    </w:lvlOverride>
+    <w:lvlOverride w:ilvl="8">
+      <w:startOverride w:val="1"/>
+    </w:lvlOverride>
+  </w:num>
+  <w:num w:numId="1009">
     <w:abstractNumId w:val="99721"/>
     <w:lvlOverride w:ilvl="0">
       <w:startOverride w:val="1"/>

--- a/docx/04-switching/boletin-U04-inicial-resuelto.docx
+++ b/docx/04-switching/boletin-U04-inicial-resuelto.docx
@@ -28,23 +28,23 @@
         </w:p>
       </w:sdtContent>
     </w:sdt>
-    <w:bookmarkStart w:id="9" w:name="boletín-ud4-inicial-resuelto"/>
+    <w:bookmarkStart w:id="9" w:name="Xb65122d176029d2a0b78b5a602cb2d27e708980"/>
     <w:p>
       <w:pPr>
         <w:pStyle w:val="Heading1"/>
       </w:pPr>
       <w:r>
-        <w:t xml:space="preserve">Boletín UD4 — Inicial (Resuelto)</w:t>
+        <w:t xml:space="preserve">Boletín de Switching y VLAN — Inicial (Resuelto)</w:t>
       </w:r>
     </w:p>
     <w:bookmarkEnd w:id="9"/>
-    <w:bookmarkStart w:id="18" w:name="boletín-ud4-inicial-resuelto-1"/>
+    <w:bookmarkStart w:id="18" w:name="X7c51d6bd9a54128d449a00a88d76a52fbc491e8"/>
     <w:p>
       <w:pPr>
         <w:pStyle w:val="Heading1"/>
       </w:pPr>
       <w:r>
-        <w:t xml:space="preserve">✅ Boletín UD4 — Inicial (Resuelto)</w:t>
+        <w:t xml:space="preserve">✅ Boletín de Switching y VLAN — Inicial (Resuelto)</w:t>
       </w:r>
     </w:p>
     <w:p>

--- a/docx/04-switching/boletin-U04-inicial-resuelto.docx
+++ b/docx/04-switching/boletin-U04-inicial-resuelto.docx
@@ -203,6 +203,28 @@
         <w:t xml:space="preserve">La tabla MAC se llama tabla MAC o CAM table. La tabla ARP está en los hosts, no en los switches.</w:t>
       </w:r>
     </w:p>
+    <w:p>
+      <w:pPr>
+        <w:pStyle w:val="Compact"/>
+        <w:numPr>
+          <w:ilvl w:val="0"/>
+          <w:numId w:val="1001"/>
+        </w:numPr>
+      </w:pPr>
+      <w:r>
+        <w:rPr>
+          <w:b/>
+          <w:bCs/>
+        </w:rPr>
+        <w:t xml:space="preserve">Verdadero.</w:t>
+      </w:r>
+      <w:r>
+        <w:t xml:space="preserve"> </w:t>
+      </w:r>
+      <w:r>
+        <w:t xml:space="preserve">Cada VLAN es un dominio de broadcast propio: el broadcast de una no pasa a la otra.</w:t>
+      </w:r>
+    </w:p>
     <w:bookmarkEnd w:id="11"/>
     <w:bookmarkStart w:id="12" w:name="estados-stp"/>
     <w:p>
@@ -487,7 +509,7 @@
         <w:rPr>
           <w:rStyle w:val="VerbatimChar"/>
         </w:rPr>
-        <w:t xml:space="preserve">switchport port-security</w:t>
+        <w:t xml:space="preserve">switchport access vlan 10</w:t>
       </w:r>
       <w:r>
         <w:t xml:space="preserve">)</w:t>
